--- a/docs/content/weather/weather_activity.docx
+++ b/docs/content/weather/weather_activity.docx
@@ -31,7 +31,7 @@
         <w:pStyle w:val="Date"/>
       </w:pPr>
       <w:r>
-        <w:t xml:space="preserve">2026-07-05</w:t>
+        <w:t xml:space="preserve">2026-08-27</w:t>
       </w:r>
     </w:p>
     <w:bookmarkStart w:id="16" w:name="downloading-and-summarizing-climate-data"/>
@@ -631,51 +631,30 @@
               <w:t xml:space="preserve"> </w:t>
             </w:r>
             <w:r>
-              <w:t xml:space="preserve">what R will print. Then type the code yourself. Two reasons:</w:t>
+              <w:t xml:space="preserve">what R will print. Then type the code yourself.</w:t>
             </w:r>
           </w:p>
           <w:p>
             <w:pPr>
-              <w:pStyle w:val="Compact"/>
-              <w:numPr>
-                <w:ilvl w:val="0"/>
-                <w:numId w:val="1005"/>
-              </w:numPr>
+              <w:pStyle w:val="BodyText"/>
+            </w:pPr>
+            <w:pPr>
+              <w:spacing w:after="16"/>
             </w:pPr>
             <w:r>
-              <w:rPr>
-                <w:b/>
-                <w:bCs/>
-              </w:rPr>
-              <w:t xml:space="preserve">Predicting makes it stick.</w:t>
+              <w:t xml:space="preserve">Committing to a guess — how many rows survive a</w:t>
             </w:r>
             <w:r>
               <w:t xml:space="preserve"> </w:t>
             </w:r>
             <w:r>
-              <w:t xml:space="preserve">Guessing the row count, the slope, or which season warms faster forces you to retrieve the idea — being surprised is when it sinks in.</w:t>
-            </w:r>
-          </w:p>
-          <w:p>
-            <w:pPr>
-              <w:pStyle w:val="Compact"/>
-              <w:numPr>
-                <w:ilvl w:val="0"/>
-                <w:numId w:val="1005"/>
-              </w:numPr>
-            </w:pPr>
-            <w:r>
               <w:rPr>
-                <w:b/>
-                <w:bCs/>
+                <w:rStyle w:val="VerbatimChar"/>
               </w:rPr>
-              <w:t xml:space="preserve">Typing beats pasting.</w:t>
+              <w:t xml:space="preserve">group_by()</w:t>
             </w:r>
             <w:r>
-              <w:t xml:space="preserve"> </w:t>
-            </w:r>
-            <w:r>
-              <w:t xml:space="preserve">Typing trains your eye for the small errors (a lowercase</w:t>
+              <w:t xml:space="preserve">, which sign the slope will have, which season wins — gives you something to be right or wrong about, and being wrong is what you’ll actually remember. Typing the code instead of pasting it also slows you down just enough to catch the errors this dataset is full of: a lowercase</w:t>
             </w:r>
             <w:r>
               <w:t xml:space="preserve"> </w:t>
@@ -687,7 +666,22 @@
               <w:t xml:space="preserve">temp</w:t>
             </w:r>
             <w:r>
-              <w:t xml:space="preserve">,</w:t>
+              <w:t xml:space="preserve"> </w:t>
+            </w:r>
+            <w:r>
+              <w:t xml:space="preserve">where NOAA wants</w:t>
+            </w:r>
+            <w:r>
+              <w:t xml:space="preserve"> </w:t>
+            </w:r>
+            <w:r>
+              <w:rPr>
+                <w:rStyle w:val="VerbatimChar"/>
+              </w:rPr>
+              <w:t xml:space="preserve">TEMP</w:t>
+            </w:r>
+            <w:r>
+              <w:t xml:space="preserve">, an</w:t>
             </w:r>
             <w:r>
               <w:t xml:space="preserve"> </w:t>
@@ -702,7 +696,7 @@
               <w:t xml:space="preserve"> </w:t>
             </w:r>
             <w:r>
-              <w:t xml:space="preserve">instead of</w:t>
+              <w:t xml:space="preserve">where you needed</w:t>
             </w:r>
             <w:r>
               <w:t xml:space="preserve"> </w:t>
@@ -714,7 +708,7 @@
               <w:t xml:space="preserve">%in%</w:t>
             </w:r>
             <w:r>
-              <w:t xml:space="preserve">) that you would otherwise spend real time hunting.</w:t>
+              <w:t xml:space="preserve">.</w:t>
             </w:r>
           </w:p>
           <w:p/>
@@ -1820,39 +1814,7 @@
         <w:t xml:space="preserve"> </w:t>
       </w:r>
       <w:r>
-        <w:t xml:space="preserve">Raw data shows you</w:t>
-      </w:r>
-      <w:r>
-        <w:t xml:space="preserve"> </w:t>
-      </w:r>
-      <w:r>
-        <w:rPr>
-          <w:i/>
-          <w:iCs/>
-        </w:rPr>
-        <w:t xml:space="preserve">everything</w:t>
-      </w:r>
-      <w:r>
-        <w:t xml:space="preserve"> </w:t>
-      </w:r>
-      <w:r>
-        <w:t xml:space="preserve">that happened — which can hide the</w:t>
-      </w:r>
-      <w:r>
-        <w:t xml:space="preserve"> </w:t>
-      </w:r>
-      <w:r>
-        <w:rPr>
-          <w:i/>
-          <w:iCs/>
-        </w:rPr>
-        <w:t xml:space="preserve">one pattern</w:t>
-      </w:r>
-      <w:r>
-        <w:t xml:space="preserve"> </w:t>
-      </w:r>
-      <w:r>
-        <w:t xml:space="preserve">you’re looking for. The seasonal cycle (summer ↔ winter) is much bigger than any year-to-year warming trend, so it drowns the trend out visually.</w:t>
+        <w:t xml:space="preserve">The seasonal swing between a Duluth summer and a Duluth winter is roughly 30°C. A warming trend of a few tenths of a degree per decade is real, but at this scale it’s buried under swings a hundred times larger — that’s why we have to summarize before we can see it.</w:t>
       </w:r>
     </w:p>
     <w:p>
@@ -2402,7 +2364,7 @@
         <w:rPr>
           <w:rStyle w:val="StringTok"/>
         </w:rPr>
-        <w:t xml:space="preserve">"steelblue"</w:t>
+        <w:t xml:space="preserve">"darkblue"</w:t>
       </w:r>
       <w:r>
         <w:rPr>
@@ -5477,7 +5439,7 @@
         <w:rPr>
           <w:rStyle w:val="StringTok"/>
         </w:rPr>
-        <w:t xml:space="preserve">"steelblue"</w:t>
+        <w:t xml:space="preserve">"darkblue"</w:t>
       </w:r>
       <w:r>
         <w:br/>
@@ -6535,6 +6497,78 @@
       </w:r>
       <w:r>
         <w:t xml:space="preserve">Write a short paragraph (4–6 sentences) summarizing what you found. Include:</w:t>
+      </w:r>
+    </w:p>
+    <w:p>
+      <w:pPr>
+        <w:pStyle w:val="Compact"/>
+        <w:numPr>
+          <w:ilvl w:val="0"/>
+          <w:numId w:val="1005"/>
+        </w:numPr>
+      </w:pPr>
+      <w:r>
+        <w:t xml:space="preserve">The overall annual warming rate (°C/decade) and whether it was significant</w:t>
+      </w:r>
+    </w:p>
+    <w:p>
+      <w:pPr>
+        <w:pStyle w:val="Compact"/>
+        <w:numPr>
+          <w:ilvl w:val="0"/>
+          <w:numId w:val="1005"/>
+        </w:numPr>
+      </w:pPr>
+      <w:r>
+        <w:t xml:space="preserve">The summer warming rate and the winter warming rate, compared</w:t>
+      </w:r>
+    </w:p>
+    <w:p>
+      <w:pPr>
+        <w:pStyle w:val="Compact"/>
+        <w:numPr>
+          <w:ilvl w:val="0"/>
+          <w:numId w:val="1005"/>
+        </w:numPr>
+      </w:pPr>
+      <w:r>
+        <w:t xml:space="preserve">One sentence connecting this to something you’ve personally noticed about Duluth winters (optional, but encouraged)</w:t>
+      </w:r>
+    </w:p>
+    <w:p>
+      <w:pPr>
+        <w:pStyle w:val="SourceCode"/>
+      </w:pPr>
+      <w:r>
+        <w:rPr>
+          <w:rStyle w:val="VerbatimChar"/>
+        </w:rPr>
+        <w:t xml:space="preserve">Write your results paragraph here:</w:t>
+      </w:r>
+    </w:p>
+    <w:p>
+      <w:r>
+        <w:pict>
+          <v:rect style="width:0;height:1.5pt" o:hralign="center" o:hrstd="t" o:hr="t"/>
+        </w:pict>
+      </w:r>
+    </w:p>
+    <w:bookmarkEnd w:id="32"/>
+    <w:bookmarkStart w:id="33" w:name="part-12-review-and-checkpoint"/>
+    <w:p>
+      <w:pPr>
+        <w:pStyle w:val="Heading1"/>
+      </w:pPr>
+      <w:r>
+        <w:t xml:space="preserve">Part 12 · Review and checkpoint</w:t>
+      </w:r>
+    </w:p>
+    <w:p>
+      <w:pPr>
+        <w:pStyle w:val="FirstParagraph"/>
+      </w:pPr>
+      <w:r>
+        <w:t xml:space="preserve">At this point you should be able to:</w:t>
       </w:r>
     </w:p>
     <w:p>
@@ -6546,67 +6580,16 @@
         </w:numPr>
       </w:pPr>
       <w:r>
-        <w:t xml:space="preserve">The overall annual warming rate (°C/decade) and whether it was significant</w:t>
-      </w:r>
-    </w:p>
-    <w:p>
-      <w:pPr>
-        <w:pStyle w:val="Compact"/>
-        <w:numPr>
-          <w:ilvl w:val="0"/>
-          <w:numId w:val="1006"/>
-        </w:numPr>
-      </w:pPr>
-      <w:r>
-        <w:t xml:space="preserve">The summer warming rate and the winter warming rate, compared</w:t>
-      </w:r>
-    </w:p>
-    <w:p>
-      <w:pPr>
-        <w:pStyle w:val="Compact"/>
-        <w:numPr>
-          <w:ilvl w:val="0"/>
-          <w:numId w:val="1006"/>
-        </w:numPr>
-      </w:pPr>
-      <w:r>
-        <w:t xml:space="preserve">One sentence connecting this to something you’ve personally noticed about Duluth winters (optional, but encouraged)</w:t>
-      </w:r>
-    </w:p>
-    <w:p>
-      <w:pPr>
-        <w:pStyle w:val="SourceCode"/>
-      </w:pPr>
+        <w:t xml:space="preserve">Download real station data into R with</w:t>
+      </w:r>
+      <w:r>
+        <w:t xml:space="preserve"> </w:t>
+      </w:r>
       <w:r>
         <w:rPr>
           <w:rStyle w:val="VerbatimChar"/>
         </w:rPr>
-        <w:t xml:space="preserve">Write your results paragraph here:</w:t>
-      </w:r>
-    </w:p>
-    <w:p>
-      <w:r>
-        <w:pict>
-          <v:rect style="width:0;height:1.5pt" o:hralign="center" o:hrstd="t" o:hr="t"/>
-        </w:pict>
-      </w:r>
-    </w:p>
-    <w:bookmarkEnd w:id="32"/>
-    <w:bookmarkStart w:id="33" w:name="part-12-review-and-checkpoint"/>
-    <w:p>
-      <w:pPr>
-        <w:pStyle w:val="Heading1"/>
-      </w:pPr>
-      <w:r>
-        <w:t xml:space="preserve">Part 12 · Review and checkpoint</w:t>
-      </w:r>
-    </w:p>
-    <w:p>
-      <w:pPr>
-        <w:pStyle w:val="FirstParagraph"/>
-      </w:pPr>
-      <w:r>
-        <w:t xml:space="preserve">At this point you should be able to:</w:t>
+        <w:t xml:space="preserve">get_GSOD()</w:t>
       </w:r>
     </w:p>
     <w:p>
@@ -6618,16 +6601,7 @@
         </w:numPr>
       </w:pPr>
       <w:r>
-        <w:t xml:space="preserve">Download real station data into R with</w:t>
-      </w:r>
-      <w:r>
-        <w:t xml:space="preserve"> </w:t>
-      </w:r>
-      <w:r>
-        <w:rPr>
-          <w:rStyle w:val="VerbatimChar"/>
-        </w:rPr>
-        <w:t xml:space="preserve">get_GSOD()</w:t>
+        <w:t xml:space="preserve">Explain why raw daily data can hide long-term trends</w:t>
       </w:r>
     </w:p>
     <w:p>
@@ -6639,7 +6613,22 @@
         </w:numPr>
       </w:pPr>
       <w:r>
-        <w:t xml:space="preserve">Explain why raw daily data can hide long-term trends</w:t>
+        <w:t xml:space="preserve">Use</w:t>
+      </w:r>
+      <w:r>
+        <w:t xml:space="preserve"> </w:t>
+      </w:r>
+      <w:r>
+        <w:rPr>
+          <w:rStyle w:val="VerbatimChar"/>
+        </w:rPr>
+        <w:t xml:space="preserve">group_by() %&gt;% summarize()</w:t>
+      </w:r>
+      <w:r>
+        <w:t xml:space="preserve"> </w:t>
+      </w:r>
+      <w:r>
+        <w:t xml:space="preserve">to collapse data to monthly or yearly means</w:t>
       </w:r>
     </w:p>
     <w:p>
@@ -6651,7 +6640,7 @@
         </w:numPr>
       </w:pPr>
       <w:r>
-        <w:t xml:space="preserve">Use</w:t>
+        <w:t xml:space="preserve">Fit</w:t>
       </w:r>
       <w:r>
         <w:t xml:space="preserve"> </w:t>
@@ -6660,13 +6649,13 @@
         <w:rPr>
           <w:rStyle w:val="VerbatimChar"/>
         </w:rPr>
-        <w:t xml:space="preserve">group_by() %&gt;% summarize()</w:t>
-      </w:r>
-      <w:r>
-        <w:t xml:space="preserve"> </w:t>
-      </w:r>
-      <w:r>
-        <w:t xml:space="preserve">to collapse data to monthly or yearly means</w:t>
+        <w:t xml:space="preserve">lm(Y ~ YEAR, data)</w:t>
+      </w:r>
+      <w:r>
+        <w:t xml:space="preserve"> </w:t>
+      </w:r>
+      <w:r>
+        <w:t xml:space="preserve">and extract the slope as a rate of change</w:t>
       </w:r>
     </w:p>
     <w:p>
@@ -6678,22 +6667,19 @@
         </w:numPr>
       </w:pPr>
       <w:r>
-        <w:t xml:space="preserve">Fit</w:t>
-      </w:r>
-      <w:r>
-        <w:t xml:space="preserve"> </w:t>
-      </w:r>
-      <w:r>
-        <w:rPr>
-          <w:rStyle w:val="VerbatimChar"/>
-        </w:rPr>
-        <w:t xml:space="preserve">lm(Y ~ YEAR, data)</w:t>
-      </w:r>
-      <w:r>
-        <w:t xml:space="preserve"> </w:t>
-      </w:r>
-      <w:r>
-        <w:t xml:space="preserve">and extract the slope as a rate of change</w:t>
+        <w:t xml:space="preserve">Convert a yearly slope into a more interpretable</w:t>
+      </w:r>
+      <w:r>
+        <w:t xml:space="preserve"> </w:t>
+      </w:r>
+      <w:r>
+        <w:t xml:space="preserve">“per decade”</w:t>
+      </w:r>
+      <w:r>
+        <w:t xml:space="preserve"> </w:t>
+      </w:r>
+      <w:r>
+        <w:t xml:space="preserve">rate</w:t>
       </w:r>
     </w:p>
     <w:p>
@@ -6705,19 +6691,22 @@
         </w:numPr>
       </w:pPr>
       <w:r>
-        <w:t xml:space="preserve">Convert a yearly slope into a more interpretable</w:t>
-      </w:r>
-      <w:r>
-        <w:t xml:space="preserve"> </w:t>
-      </w:r>
-      <w:r>
-        <w:t xml:space="preserve">“per decade”</w:t>
-      </w:r>
-      <w:r>
-        <w:t xml:space="preserve"> </w:t>
-      </w:r>
-      <w:r>
-        <w:t xml:space="preserve">rate</w:t>
+        <w:t xml:space="preserve">Use</w:t>
+      </w:r>
+      <w:r>
+        <w:t xml:space="preserve"> </w:t>
+      </w:r>
+      <w:r>
+        <w:rPr>
+          <w:rStyle w:val="VerbatimChar"/>
+        </w:rPr>
+        <w:t xml:space="preserve">case_when()</w:t>
+      </w:r>
+      <w:r>
+        <w:t xml:space="preserve"> </w:t>
+      </w:r>
+      <w:r>
+        <w:t xml:space="preserve">to build a new multi-condition categorical variable</w:t>
       </w:r>
     </w:p>
     <w:p>
@@ -6729,7 +6718,7 @@
         </w:numPr>
       </w:pPr>
       <w:r>
-        <w:t xml:space="preserve">Use</w:t>
+        <w:t xml:space="preserve">Filter to specific categories with</w:t>
       </w:r>
       <w:r>
         <w:t xml:space="preserve"> </w:t>
@@ -6738,13 +6727,7 @@
         <w:rPr>
           <w:rStyle w:val="VerbatimChar"/>
         </w:rPr>
-        <w:t xml:space="preserve">case_when()</w:t>
-      </w:r>
-      <w:r>
-        <w:t xml:space="preserve"> </w:t>
-      </w:r>
-      <w:r>
-        <w:t xml:space="preserve">to build a new multi-condition categorical variable</w:t>
+        <w:t xml:space="preserve">filter(x %in% c(...))</w:t>
       </w:r>
     </w:p>
     <w:p>
@@ -6756,16 +6739,1542 @@
         </w:numPr>
       </w:pPr>
       <w:r>
-        <w:t xml:space="preserve">Filter to specific categories with</w:t>
-      </w:r>
-      <w:r>
-        <w:t xml:space="preserve"> </w:t>
-      </w:r>
+        <w:t xml:space="preserve">Fit and compare two group-specific regression models</w:t>
+      </w:r>
+    </w:p>
+    <w:p>
+      <w:pPr>
+        <w:pStyle w:val="FirstParagraph"/>
+      </w:pPr>
+      <w:r>
+        <w:t xml:space="preserve">✏️</w:t>
+      </w:r>
+      <w:r>
+        <w:t xml:space="preserve"> </w:t>
+      </w:r>
+      <w:r>
+        <w:rPr>
+          <w:b/>
+          <w:bCs/>
+        </w:rPr>
+        <w:t xml:space="preserve">Your turn — before you move on:</w:t>
+      </w:r>
+      <w:r>
+        <w:t xml:space="preserve"> </w:t>
+      </w:r>
+      <w:r>
+        <w:t xml:space="preserve">Run your entire script with</w:t>
+      </w:r>
+      <w:r>
+        <w:t xml:space="preserve"> </w:t>
+      </w:r>
+      <w:r>
+        <w:rPr>
+          <w:b/>
+          <w:bCs/>
+        </w:rPr>
+        <w:t xml:space="preserve">Ctrl/Cmd + Shift + Enter</w:t>
+      </w:r>
+      <w:r>
+        <w:t xml:space="preserve">. Does it run from top to bottom without errors?</w:t>
+      </w:r>
+    </w:p>
+    <w:p>
+      <w:pPr>
+        <w:pStyle w:val="SourceCode"/>
+      </w:pPr>
       <w:r>
         <w:rPr>
           <w:rStyle w:val="VerbatimChar"/>
         </w:rPr>
-        <w:t xml:space="preserve">filter(x %in% c(...))</w:t>
+        <w:t xml:space="preserve">Ran cleanly?  Y / N</w:t>
+      </w:r>
+      <w:r>
+        <w:br/>
+      </w:r>
+      <w:r>
+        <w:rPr>
+          <w:rStyle w:val="VerbatimChar"/>
+        </w:rPr>
+        <w:t xml:space="preserve">If not, what error appeared:</w:t>
+      </w:r>
+    </w:p>
+    <w:p>
+      <w:r>
+        <w:pict>
+          <v:rect style="width:0;height:1.5pt" o:hralign="center" o:hrstd="t" o:hr="t"/>
+        </w:pict>
+      </w:r>
+    </w:p>
+    <w:bookmarkEnd w:id="33"/>
+    <w:bookmarkStart w:id="36" w:name="part-13-going-further"/>
+    <w:p>
+      <w:pPr>
+        <w:pStyle w:val="Heading1"/>
+      </w:pPr>
+      <w:r>
+        <w:t xml:space="preserve">Part 13 · Going further</w:t>
+      </w:r>
+    </w:p>
+    <w:p>
+      <w:pPr>
+        <w:pStyle w:val="BlockText"/>
+      </w:pPr>
+      <w:r>
+        <w:t xml:space="preserve">This section is optional — work through it if you finish early or want to push deeper.</w:t>
+      </w:r>
+    </w:p>
+    <w:bookmarkStart w:id="34" w:name="try-a-different-season-split"/>
+    <w:p>
+      <w:pPr>
+        <w:pStyle w:val="Heading3"/>
+      </w:pPr>
+      <w:r>
+        <w:t xml:space="preserve">Try a different season split</w:t>
+      </w:r>
+    </w:p>
+    <w:p>
+      <w:pPr>
+        <w:pStyle w:val="FirstParagraph"/>
+      </w:pPr>
+      <w:r>
+        <w:rPr>
+          <w:b/>
+          <w:bCs/>
+        </w:rPr>
+        <w:t xml:space="preserve">▶ Try this:</w:t>
+      </w:r>
+      <w:r>
+        <w:t xml:space="preserve"> </w:t>
+      </w:r>
+      <w:r>
+        <w:t xml:space="preserve">Instead of strict 3-month summer/winter, try defining seasons using meteorological vs. astronomical boundaries, or add a</w:t>
+      </w:r>
+      <w:r>
+        <w:t xml:space="preserve"> </w:t>
+      </w:r>
+      <w:r>
+        <w:t xml:space="preserve">“spring”</w:t>
+      </w:r>
+      <w:r>
+        <w:t xml:space="preserve"> </w:t>
+      </w:r>
+      <w:r>
+        <w:t xml:space="preserve">and</w:t>
+      </w:r>
+      <w:r>
+        <w:t xml:space="preserve"> </w:t>
+      </w:r>
+      <w:r>
+        <w:t xml:space="preserve">“fall”</w:t>
+      </w:r>
+      <w:r>
+        <w:t xml:space="preserve"> </w:t>
+      </w:r>
+      <w:r>
+        <w:t xml:space="preserve">category to the</w:t>
+      </w:r>
+      <w:r>
+        <w:t xml:space="preserve"> </w:t>
+      </w:r>
+      <w:r>
+        <w:rPr>
+          <w:rStyle w:val="VerbatimChar"/>
+        </w:rPr>
+        <w:t xml:space="preserve">case_when()</w:t>
+      </w:r>
+      <w:r>
+        <w:t xml:space="preserve">.</w:t>
+      </w:r>
+    </w:p>
+    <w:p>
+      <w:pPr>
+        <w:pStyle w:val="SourceCode"/>
+      </w:pPr>
+      <w:r>
+        <w:rPr>
+          <w:rStyle w:val="CommentTok"/>
+        </w:rPr>
+        <w:t xml:space="preserve"># Add all four seasons instead of just summer/winter -----------------</w:t>
+      </w:r>
+      <w:r>
+        <w:br/>
+      </w:r>
+      <w:r>
+        <w:rPr>
+          <w:rStyle w:val="NormalTok"/>
+        </w:rPr>
+        <w:t xml:space="preserve">dlh_four_season_df </w:t>
+      </w:r>
+      <w:r>
+        <w:rPr>
+          <w:rStyle w:val="OtherTok"/>
+        </w:rPr>
+        <w:t xml:space="preserve">&lt;-</w:t>
+      </w:r>
+      <w:r>
+        <w:rPr>
+          <w:rStyle w:val="NormalTok"/>
+        </w:rPr>
+        <w:t xml:space="preserve"> dlh_temp_df </w:t>
+      </w:r>
+      <w:r>
+        <w:rPr>
+          <w:rStyle w:val="SpecialCharTok"/>
+        </w:rPr>
+        <w:t xml:space="preserve">%&gt;%</w:t>
+      </w:r>
+      <w:r>
+        <w:br/>
+      </w:r>
+      <w:r>
+        <w:rPr>
+          <w:rStyle w:val="NormalTok"/>
+        </w:rPr>
+        <w:t xml:space="preserve">  </w:t>
+      </w:r>
+      <w:r>
+        <w:rPr>
+          <w:rStyle w:val="FunctionTok"/>
+        </w:rPr>
+        <w:t xml:space="preserve">mutate</w:t>
+      </w:r>
+      <w:r>
+        <w:rPr>
+          <w:rStyle w:val="NormalTok"/>
+        </w:rPr>
+        <w:t xml:space="preserve">(</w:t>
+      </w:r>
+      <w:r>
+        <w:br/>
+      </w:r>
+      <w:r>
+        <w:rPr>
+          <w:rStyle w:val="NormalTok"/>
+        </w:rPr>
+        <w:t xml:space="preserve">    </w:t>
+      </w:r>
+      <w:r>
+        <w:rPr>
+          <w:rStyle w:val="AttributeTok"/>
+        </w:rPr>
+        <w:t xml:space="preserve">season =</w:t>
+      </w:r>
+      <w:r>
+        <w:rPr>
+          <w:rStyle w:val="NormalTok"/>
+        </w:rPr>
+        <w:t xml:space="preserve"> </w:t>
+      </w:r>
+      <w:r>
+        <w:rPr>
+          <w:rStyle w:val="FunctionTok"/>
+        </w:rPr>
+        <w:t xml:space="preserve">case_when</w:t>
+      </w:r>
+      <w:r>
+        <w:rPr>
+          <w:rStyle w:val="NormalTok"/>
+        </w:rPr>
+        <w:t xml:space="preserve">(</w:t>
+      </w:r>
+      <w:r>
+        <w:br/>
+      </w:r>
+      <w:r>
+        <w:rPr>
+          <w:rStyle w:val="NormalTok"/>
+        </w:rPr>
+        <w:t xml:space="preserve">      MONTH </w:t>
+      </w:r>
+      <w:r>
+        <w:rPr>
+          <w:rStyle w:val="SpecialCharTok"/>
+        </w:rPr>
+        <w:t xml:space="preserve">%in%</w:t>
+      </w:r>
+      <w:r>
+        <w:rPr>
+          <w:rStyle w:val="NormalTok"/>
+        </w:rPr>
+        <w:t xml:space="preserve"> </w:t>
+      </w:r>
+      <w:r>
+        <w:rPr>
+          <w:rStyle w:val="FunctionTok"/>
+        </w:rPr>
+        <w:t xml:space="preserve">c</w:t>
+      </w:r>
+      <w:r>
+        <w:rPr>
+          <w:rStyle w:val="NormalTok"/>
+        </w:rPr>
+        <w:t xml:space="preserve">(</w:t>
+      </w:r>
+      <w:r>
+        <w:rPr>
+          <w:rStyle w:val="DecValTok"/>
+        </w:rPr>
+        <w:t xml:space="preserve">3</w:t>
+      </w:r>
+      <w:r>
+        <w:rPr>
+          <w:rStyle w:val="NormalTok"/>
+        </w:rPr>
+        <w:t xml:space="preserve">, </w:t>
+      </w:r>
+      <w:r>
+        <w:rPr>
+          <w:rStyle w:val="DecValTok"/>
+        </w:rPr>
+        <w:t xml:space="preserve">4</w:t>
+      </w:r>
+      <w:r>
+        <w:rPr>
+          <w:rStyle w:val="NormalTok"/>
+        </w:rPr>
+        <w:t xml:space="preserve">, </w:t>
+      </w:r>
+      <w:r>
+        <w:rPr>
+          <w:rStyle w:val="DecValTok"/>
+        </w:rPr>
+        <w:t xml:space="preserve">5</w:t>
+      </w:r>
+      <w:r>
+        <w:rPr>
+          <w:rStyle w:val="NormalTok"/>
+        </w:rPr>
+        <w:t xml:space="preserve">)   </w:t>
+      </w:r>
+      <w:r>
+        <w:rPr>
+          <w:rStyle w:val="SpecialCharTok"/>
+        </w:rPr>
+        <w:t xml:space="preserve">~</w:t>
+      </w:r>
+      <w:r>
+        <w:rPr>
+          <w:rStyle w:val="NormalTok"/>
+        </w:rPr>
+        <w:t xml:space="preserve"> </w:t>
+      </w:r>
+      <w:r>
+        <w:rPr>
+          <w:rStyle w:val="StringTok"/>
+        </w:rPr>
+        <w:t xml:space="preserve">"spring"</w:t>
+      </w:r>
+      <w:r>
+        <w:rPr>
+          <w:rStyle w:val="NormalTok"/>
+        </w:rPr>
+        <w:t xml:space="preserve">,</w:t>
+      </w:r>
+      <w:r>
+        <w:br/>
+      </w:r>
+      <w:r>
+        <w:rPr>
+          <w:rStyle w:val="NormalTok"/>
+        </w:rPr>
+        <w:t xml:space="preserve">      MONTH </w:t>
+      </w:r>
+      <w:r>
+        <w:rPr>
+          <w:rStyle w:val="SpecialCharTok"/>
+        </w:rPr>
+        <w:t xml:space="preserve">%in%</w:t>
+      </w:r>
+      <w:r>
+        <w:rPr>
+          <w:rStyle w:val="NormalTok"/>
+        </w:rPr>
+        <w:t xml:space="preserve"> </w:t>
+      </w:r>
+      <w:r>
+        <w:rPr>
+          <w:rStyle w:val="FunctionTok"/>
+        </w:rPr>
+        <w:t xml:space="preserve">c</w:t>
+      </w:r>
+      <w:r>
+        <w:rPr>
+          <w:rStyle w:val="NormalTok"/>
+        </w:rPr>
+        <w:t xml:space="preserve">(</w:t>
+      </w:r>
+      <w:r>
+        <w:rPr>
+          <w:rStyle w:val="DecValTok"/>
+        </w:rPr>
+        <w:t xml:space="preserve">6</w:t>
+      </w:r>
+      <w:r>
+        <w:rPr>
+          <w:rStyle w:val="NormalTok"/>
+        </w:rPr>
+        <w:t xml:space="preserve">, </w:t>
+      </w:r>
+      <w:r>
+        <w:rPr>
+          <w:rStyle w:val="DecValTok"/>
+        </w:rPr>
+        <w:t xml:space="preserve">7</w:t>
+      </w:r>
+      <w:r>
+        <w:rPr>
+          <w:rStyle w:val="NormalTok"/>
+        </w:rPr>
+        <w:t xml:space="preserve">, </w:t>
+      </w:r>
+      <w:r>
+        <w:rPr>
+          <w:rStyle w:val="DecValTok"/>
+        </w:rPr>
+        <w:t xml:space="preserve">8</w:t>
+      </w:r>
+      <w:r>
+        <w:rPr>
+          <w:rStyle w:val="NormalTok"/>
+        </w:rPr>
+        <w:t xml:space="preserve">)   </w:t>
+      </w:r>
+      <w:r>
+        <w:rPr>
+          <w:rStyle w:val="SpecialCharTok"/>
+        </w:rPr>
+        <w:t xml:space="preserve">~</w:t>
+      </w:r>
+      <w:r>
+        <w:rPr>
+          <w:rStyle w:val="NormalTok"/>
+        </w:rPr>
+        <w:t xml:space="preserve"> </w:t>
+      </w:r>
+      <w:r>
+        <w:rPr>
+          <w:rStyle w:val="StringTok"/>
+        </w:rPr>
+        <w:t xml:space="preserve">"summer"</w:t>
+      </w:r>
+      <w:r>
+        <w:rPr>
+          <w:rStyle w:val="NormalTok"/>
+        </w:rPr>
+        <w:t xml:space="preserve">,</w:t>
+      </w:r>
+      <w:r>
+        <w:br/>
+      </w:r>
+      <w:r>
+        <w:rPr>
+          <w:rStyle w:val="NormalTok"/>
+        </w:rPr>
+        <w:t xml:space="preserve">      MONTH </w:t>
+      </w:r>
+      <w:r>
+        <w:rPr>
+          <w:rStyle w:val="SpecialCharTok"/>
+        </w:rPr>
+        <w:t xml:space="preserve">%in%</w:t>
+      </w:r>
+      <w:r>
+        <w:rPr>
+          <w:rStyle w:val="NormalTok"/>
+        </w:rPr>
+        <w:t xml:space="preserve"> </w:t>
+      </w:r>
+      <w:r>
+        <w:rPr>
+          <w:rStyle w:val="FunctionTok"/>
+        </w:rPr>
+        <w:t xml:space="preserve">c</w:t>
+      </w:r>
+      <w:r>
+        <w:rPr>
+          <w:rStyle w:val="NormalTok"/>
+        </w:rPr>
+        <w:t xml:space="preserve">(</w:t>
+      </w:r>
+      <w:r>
+        <w:rPr>
+          <w:rStyle w:val="DecValTok"/>
+        </w:rPr>
+        <w:t xml:space="preserve">9</w:t>
+      </w:r>
+      <w:r>
+        <w:rPr>
+          <w:rStyle w:val="NormalTok"/>
+        </w:rPr>
+        <w:t xml:space="preserve">, </w:t>
+      </w:r>
+      <w:r>
+        <w:rPr>
+          <w:rStyle w:val="DecValTok"/>
+        </w:rPr>
+        <w:t xml:space="preserve">10</w:t>
+      </w:r>
+      <w:r>
+        <w:rPr>
+          <w:rStyle w:val="NormalTok"/>
+        </w:rPr>
+        <w:t xml:space="preserve">, </w:t>
+      </w:r>
+      <w:r>
+        <w:rPr>
+          <w:rStyle w:val="DecValTok"/>
+        </w:rPr>
+        <w:t xml:space="preserve">11</w:t>
+      </w:r>
+      <w:r>
+        <w:rPr>
+          <w:rStyle w:val="NormalTok"/>
+        </w:rPr>
+        <w:t xml:space="preserve">) </w:t>
+      </w:r>
+      <w:r>
+        <w:rPr>
+          <w:rStyle w:val="SpecialCharTok"/>
+        </w:rPr>
+        <w:t xml:space="preserve">~</w:t>
+      </w:r>
+      <w:r>
+        <w:rPr>
+          <w:rStyle w:val="NormalTok"/>
+        </w:rPr>
+        <w:t xml:space="preserve"> </w:t>
+      </w:r>
+      <w:r>
+        <w:rPr>
+          <w:rStyle w:val="StringTok"/>
+        </w:rPr>
+        <w:t xml:space="preserve">"fall"</w:t>
+      </w:r>
+      <w:r>
+        <w:rPr>
+          <w:rStyle w:val="NormalTok"/>
+        </w:rPr>
+        <w:t xml:space="preserve">,</w:t>
+      </w:r>
+      <w:r>
+        <w:br/>
+      </w:r>
+      <w:r>
+        <w:rPr>
+          <w:rStyle w:val="NormalTok"/>
+        </w:rPr>
+        <w:t xml:space="preserve">      MONTH </w:t>
+      </w:r>
+      <w:r>
+        <w:rPr>
+          <w:rStyle w:val="SpecialCharTok"/>
+        </w:rPr>
+        <w:t xml:space="preserve">%in%</w:t>
+      </w:r>
+      <w:r>
+        <w:rPr>
+          <w:rStyle w:val="NormalTok"/>
+        </w:rPr>
+        <w:t xml:space="preserve"> </w:t>
+      </w:r>
+      <w:r>
+        <w:rPr>
+          <w:rStyle w:val="FunctionTok"/>
+        </w:rPr>
+        <w:t xml:space="preserve">c</w:t>
+      </w:r>
+      <w:r>
+        <w:rPr>
+          <w:rStyle w:val="NormalTok"/>
+        </w:rPr>
+        <w:t xml:space="preserve">(</w:t>
+      </w:r>
+      <w:r>
+        <w:rPr>
+          <w:rStyle w:val="DecValTok"/>
+        </w:rPr>
+        <w:t xml:space="preserve">12</w:t>
+      </w:r>
+      <w:r>
+        <w:rPr>
+          <w:rStyle w:val="NormalTok"/>
+        </w:rPr>
+        <w:t xml:space="preserve">, </w:t>
+      </w:r>
+      <w:r>
+        <w:rPr>
+          <w:rStyle w:val="DecValTok"/>
+        </w:rPr>
+        <w:t xml:space="preserve">1</w:t>
+      </w:r>
+      <w:r>
+        <w:rPr>
+          <w:rStyle w:val="NormalTok"/>
+        </w:rPr>
+        <w:t xml:space="preserve">, </w:t>
+      </w:r>
+      <w:r>
+        <w:rPr>
+          <w:rStyle w:val="DecValTok"/>
+        </w:rPr>
+        <w:t xml:space="preserve">2</w:t>
+      </w:r>
+      <w:r>
+        <w:rPr>
+          <w:rStyle w:val="NormalTok"/>
+        </w:rPr>
+        <w:t xml:space="preserve">)  </w:t>
+      </w:r>
+      <w:r>
+        <w:rPr>
+          <w:rStyle w:val="SpecialCharTok"/>
+        </w:rPr>
+        <w:t xml:space="preserve">~</w:t>
+      </w:r>
+      <w:r>
+        <w:rPr>
+          <w:rStyle w:val="NormalTok"/>
+        </w:rPr>
+        <w:t xml:space="preserve"> </w:t>
+      </w:r>
+      <w:r>
+        <w:rPr>
+          <w:rStyle w:val="StringTok"/>
+        </w:rPr>
+        <w:t xml:space="preserve">"winter"</w:t>
+      </w:r>
+      <w:r>
+        <w:br/>
+      </w:r>
+      <w:r>
+        <w:rPr>
+          <w:rStyle w:val="NormalTok"/>
+        </w:rPr>
+        <w:t xml:space="preserve">    )</w:t>
+      </w:r>
+      <w:r>
+        <w:br/>
+      </w:r>
+      <w:r>
+        <w:rPr>
+          <w:rStyle w:val="NormalTok"/>
+        </w:rPr>
+        <w:t xml:space="preserve">  )</w:t>
+      </w:r>
+      <w:r>
+        <w:br/>
+      </w:r>
+      <w:r>
+        <w:br/>
+      </w:r>
+      <w:r>
+        <w:rPr>
+          <w:rStyle w:val="NormalTok"/>
+        </w:rPr>
+        <w:t xml:space="preserve">dlh_four_season_df </w:t>
+      </w:r>
+      <w:r>
+        <w:rPr>
+          <w:rStyle w:val="SpecialCharTok"/>
+        </w:rPr>
+        <w:t xml:space="preserve">%&gt;%</w:t>
+      </w:r>
+      <w:r>
+        <w:rPr>
+          <w:rStyle w:val="NormalTok"/>
+        </w:rPr>
+        <w:t xml:space="preserve"> </w:t>
+      </w:r>
+      <w:r>
+        <w:rPr>
+          <w:rStyle w:val="FunctionTok"/>
+        </w:rPr>
+        <w:t xml:space="preserve">count</w:t>
+      </w:r>
+      <w:r>
+        <w:rPr>
+          <w:rStyle w:val="NormalTok"/>
+        </w:rPr>
+        <w:t xml:space="preserve">(season)</w:t>
+      </w:r>
+    </w:p>
+    <w:p>
+      <w:pPr>
+        <w:pStyle w:val="FirstParagraph"/>
+      </w:pPr>
+      <w:r>
+        <w:t xml:space="preserve">✏️</w:t>
+      </w:r>
+      <w:r>
+        <w:t xml:space="preserve"> </w:t>
+      </w:r>
+      <w:r>
+        <w:rPr>
+          <w:b/>
+          <w:bCs/>
+        </w:rPr>
+        <w:t xml:space="preserve">Your turn:</w:t>
+      </w:r>
+      <w:r>
+        <w:t xml:space="preserve"> </w:t>
+      </w:r>
+      <w:r>
+        <w:t xml:space="preserve">Does adding spring and fall change your interpretation at all?</w:t>
+      </w:r>
+    </w:p>
+    <w:p>
+      <w:pPr>
+        <w:pStyle w:val="SourceCode"/>
+      </w:pPr>
+      <w:r>
+        <w:rPr>
+          <w:rStyle w:val="VerbatimChar"/>
+        </w:rPr>
+        <w:t xml:space="preserve">Your answer:</w:t>
+      </w:r>
+    </w:p>
+    <w:bookmarkEnd w:id="34"/>
+    <w:bookmarkStart w:id="35" w:name="look-at-snow-instead-of-temperature"/>
+    <w:p>
+      <w:pPr>
+        <w:pStyle w:val="Heading3"/>
+      </w:pPr>
+      <w:r>
+        <w:t xml:space="preserve">Look at snow instead of temperature</w:t>
+      </w:r>
+    </w:p>
+    <w:p>
+      <w:pPr>
+        <w:pStyle w:val="FirstParagraph"/>
+      </w:pPr>
+      <w:r>
+        <w:rPr>
+          <w:b/>
+          <w:bCs/>
+        </w:rPr>
+        <w:t xml:space="preserve">▶ Try this:</w:t>
+      </w:r>
+    </w:p>
+    <w:p>
+      <w:pPr>
+        <w:pStyle w:val="SourceCode"/>
+      </w:pPr>
+      <w:r>
+        <w:rPr>
+          <w:rStyle w:val="CommentTok"/>
+        </w:rPr>
+        <w:t xml:space="preserve"># Explore snow/ice flag data -------------------------------------------</w:t>
+      </w:r>
+      <w:r>
+        <w:br/>
+      </w:r>
+      <w:r>
+        <w:rPr>
+          <w:rStyle w:val="NormalTok"/>
+        </w:rPr>
+        <w:t xml:space="preserve">dlh_snow_df </w:t>
+      </w:r>
+      <w:r>
+        <w:rPr>
+          <w:rStyle w:val="OtherTok"/>
+        </w:rPr>
+        <w:t xml:space="preserve">&lt;-</w:t>
+      </w:r>
+      <w:r>
+        <w:rPr>
+          <w:rStyle w:val="NormalTok"/>
+        </w:rPr>
+        <w:t xml:space="preserve"> dlh_temp_df </w:t>
+      </w:r>
+      <w:r>
+        <w:rPr>
+          <w:rStyle w:val="SpecialCharTok"/>
+        </w:rPr>
+        <w:t xml:space="preserve">%&gt;%</w:t>
+      </w:r>
+      <w:r>
+        <w:br/>
+      </w:r>
+      <w:r>
+        <w:rPr>
+          <w:rStyle w:val="NormalTok"/>
+        </w:rPr>
+        <w:t xml:space="preserve">  </w:t>
+      </w:r>
+      <w:r>
+        <w:rPr>
+          <w:rStyle w:val="FunctionTok"/>
+        </w:rPr>
+        <w:t xml:space="preserve">mutate</w:t>
+      </w:r>
+      <w:r>
+        <w:rPr>
+          <w:rStyle w:val="NormalTok"/>
+        </w:rPr>
+        <w:t xml:space="preserve">(</w:t>
+      </w:r>
+      <w:r>
+        <w:br/>
+      </w:r>
+      <w:r>
+        <w:rPr>
+          <w:rStyle w:val="NormalTok"/>
+        </w:rPr>
+        <w:t xml:space="preserve">    </w:t>
+      </w:r>
+      <w:r>
+        <w:rPr>
+          <w:rStyle w:val="AttributeTok"/>
+        </w:rPr>
+        <w:t xml:space="preserve">snow_mm =</w:t>
+      </w:r>
+      <w:r>
+        <w:rPr>
+          <w:rStyle w:val="NormalTok"/>
+        </w:rPr>
+        <w:t xml:space="preserve"> </w:t>
+      </w:r>
+      <w:r>
+        <w:rPr>
+          <w:rStyle w:val="FunctionTok"/>
+        </w:rPr>
+        <w:t xml:space="preserve">case_when</w:t>
+      </w:r>
+      <w:r>
+        <w:rPr>
+          <w:rStyle w:val="NormalTok"/>
+        </w:rPr>
+        <w:t xml:space="preserve">(</w:t>
+      </w:r>
+      <w:r>
+        <w:br/>
+      </w:r>
+      <w:r>
+        <w:rPr>
+          <w:rStyle w:val="NormalTok"/>
+        </w:rPr>
+        <w:t xml:space="preserve">      I_SNOW_ICE </w:t>
+      </w:r>
+      <w:r>
+        <w:rPr>
+          <w:rStyle w:val="SpecialCharTok"/>
+        </w:rPr>
+        <w:t xml:space="preserve">==</w:t>
+      </w:r>
+      <w:r>
+        <w:rPr>
+          <w:rStyle w:val="NormalTok"/>
+        </w:rPr>
+        <w:t xml:space="preserve"> </w:t>
+      </w:r>
+      <w:r>
+        <w:rPr>
+          <w:rStyle w:val="DecValTok"/>
+        </w:rPr>
+        <w:t xml:space="preserve">1</w:t>
+      </w:r>
+      <w:r>
+        <w:rPr>
+          <w:rStyle w:val="NormalTok"/>
+        </w:rPr>
+        <w:t xml:space="preserve"> </w:t>
+      </w:r>
+      <w:r>
+        <w:rPr>
+          <w:rStyle w:val="SpecialCharTok"/>
+        </w:rPr>
+        <w:t xml:space="preserve">~</w:t>
+      </w:r>
+      <w:r>
+        <w:rPr>
+          <w:rStyle w:val="NormalTok"/>
+        </w:rPr>
+        <w:t xml:space="preserve"> PRCP,</w:t>
+      </w:r>
+      <w:r>
+        <w:br/>
+      </w:r>
+      <w:r>
+        <w:rPr>
+          <w:rStyle w:val="NormalTok"/>
+        </w:rPr>
+        <w:t xml:space="preserve">      </w:t>
+      </w:r>
+      <w:r>
+        <w:rPr>
+          <w:rStyle w:val="ConstantTok"/>
+        </w:rPr>
+        <w:t xml:space="preserve">TRUE</w:t>
+      </w:r>
+      <w:r>
+        <w:rPr>
+          <w:rStyle w:val="NormalTok"/>
+        </w:rPr>
+        <w:t xml:space="preserve">             </w:t>
+      </w:r>
+      <w:r>
+        <w:rPr>
+          <w:rStyle w:val="SpecialCharTok"/>
+        </w:rPr>
+        <w:t xml:space="preserve">~</w:t>
+      </w:r>
+      <w:r>
+        <w:rPr>
+          <w:rStyle w:val="NormalTok"/>
+        </w:rPr>
+        <w:t xml:space="preserve"> </w:t>
+      </w:r>
+      <w:r>
+        <w:rPr>
+          <w:rStyle w:val="ConstantTok"/>
+        </w:rPr>
+        <w:t xml:space="preserve">NA</w:t>
+      </w:r>
+      <w:r>
+        <w:br/>
+      </w:r>
+      <w:r>
+        <w:rPr>
+          <w:rStyle w:val="NormalTok"/>
+        </w:rPr>
+        <w:t xml:space="preserve">    )</w:t>
+      </w:r>
+      <w:r>
+        <w:br/>
+      </w:r>
+      <w:r>
+        <w:rPr>
+          <w:rStyle w:val="NormalTok"/>
+        </w:rPr>
+        <w:t xml:space="preserve">  ) </w:t>
+      </w:r>
+      <w:r>
+        <w:rPr>
+          <w:rStyle w:val="SpecialCharTok"/>
+        </w:rPr>
+        <w:t xml:space="preserve">%&gt;%</w:t>
+      </w:r>
+      <w:r>
+        <w:br/>
+      </w:r>
+      <w:r>
+        <w:rPr>
+          <w:rStyle w:val="NormalTok"/>
+        </w:rPr>
+        <w:t xml:space="preserve">  </w:t>
+      </w:r>
+      <w:r>
+        <w:rPr>
+          <w:rStyle w:val="FunctionTok"/>
+        </w:rPr>
+        <w:t xml:space="preserve">mutate</w:t>
+      </w:r>
+      <w:r>
+        <w:rPr>
+          <w:rStyle w:val="NormalTok"/>
+        </w:rPr>
+        <w:t xml:space="preserve">(</w:t>
+      </w:r>
+      <w:r>
+        <w:rPr>
+          <w:rStyle w:val="AttributeTok"/>
+        </w:rPr>
+        <w:t xml:space="preserve">snow_mm =</w:t>
+      </w:r>
+      <w:r>
+        <w:rPr>
+          <w:rStyle w:val="NormalTok"/>
+        </w:rPr>
+        <w:t xml:space="preserve"> </w:t>
+      </w:r>
+      <w:r>
+        <w:rPr>
+          <w:rStyle w:val="FunctionTok"/>
+        </w:rPr>
+        <w:t xml:space="preserve">ifelse</w:t>
+      </w:r>
+      <w:r>
+        <w:rPr>
+          <w:rStyle w:val="NormalTok"/>
+        </w:rPr>
+        <w:t xml:space="preserve">(snow_mm </w:t>
+      </w:r>
+      <w:r>
+        <w:rPr>
+          <w:rStyle w:val="SpecialCharTok"/>
+        </w:rPr>
+        <w:t xml:space="preserve">==</w:t>
+      </w:r>
+      <w:r>
+        <w:rPr>
+          <w:rStyle w:val="NormalTok"/>
+        </w:rPr>
+        <w:t xml:space="preserve"> </w:t>
+      </w:r>
+      <w:r>
+        <w:rPr>
+          <w:rStyle w:val="DecValTok"/>
+        </w:rPr>
+        <w:t xml:space="preserve">0</w:t>
+      </w:r>
+      <w:r>
+        <w:rPr>
+          <w:rStyle w:val="NormalTok"/>
+        </w:rPr>
+        <w:t xml:space="preserve">, </w:t>
+      </w:r>
+      <w:r>
+        <w:rPr>
+          <w:rStyle w:val="ConstantTok"/>
+        </w:rPr>
+        <w:t xml:space="preserve">NA</w:t>
+      </w:r>
+      <w:r>
+        <w:rPr>
+          <w:rStyle w:val="NormalTok"/>
+        </w:rPr>
+        <w:t xml:space="preserve">, snow_mm))</w:t>
+      </w:r>
+      <w:r>
+        <w:br/>
+      </w:r>
+      <w:r>
+        <w:br/>
+      </w:r>
+      <w:r>
+        <w:rPr>
+          <w:rStyle w:val="NormalTok"/>
+        </w:rPr>
+        <w:t xml:space="preserve">yearly_snow_df </w:t>
+      </w:r>
+      <w:r>
+        <w:rPr>
+          <w:rStyle w:val="OtherTok"/>
+        </w:rPr>
+        <w:t xml:space="preserve">&lt;-</w:t>
+      </w:r>
+      <w:r>
+        <w:rPr>
+          <w:rStyle w:val="NormalTok"/>
+        </w:rPr>
+        <w:t xml:space="preserve"> dlh_snow_df </w:t>
+      </w:r>
+      <w:r>
+        <w:rPr>
+          <w:rStyle w:val="SpecialCharTok"/>
+        </w:rPr>
+        <w:t xml:space="preserve">%&gt;%</w:t>
+      </w:r>
+      <w:r>
+        <w:br/>
+      </w:r>
+      <w:r>
+        <w:rPr>
+          <w:rStyle w:val="NormalTok"/>
+        </w:rPr>
+        <w:t xml:space="preserve">  </w:t>
+      </w:r>
+      <w:r>
+        <w:rPr>
+          <w:rStyle w:val="FunctionTok"/>
+        </w:rPr>
+        <w:t xml:space="preserve">group_by</w:t>
+      </w:r>
+      <w:r>
+        <w:rPr>
+          <w:rStyle w:val="NormalTok"/>
+        </w:rPr>
+        <w:t xml:space="preserve">(YEAR) </w:t>
+      </w:r>
+      <w:r>
+        <w:rPr>
+          <w:rStyle w:val="SpecialCharTok"/>
+        </w:rPr>
+        <w:t xml:space="preserve">%&gt;%</w:t>
+      </w:r>
+      <w:r>
+        <w:br/>
+      </w:r>
+      <w:r>
+        <w:rPr>
+          <w:rStyle w:val="NormalTok"/>
+        </w:rPr>
+        <w:t xml:space="preserve">  </w:t>
+      </w:r>
+      <w:r>
+        <w:rPr>
+          <w:rStyle w:val="FunctionTok"/>
+        </w:rPr>
+        <w:t xml:space="preserve">summarize</w:t>
+      </w:r>
+      <w:r>
+        <w:rPr>
+          <w:rStyle w:val="NormalTok"/>
+        </w:rPr>
+        <w:t xml:space="preserve">(</w:t>
+      </w:r>
+      <w:r>
+        <w:rPr>
+          <w:rStyle w:val="AttributeTok"/>
+        </w:rPr>
+        <w:t xml:space="preserve">sum_snow =</w:t>
+      </w:r>
+      <w:r>
+        <w:rPr>
+          <w:rStyle w:val="NormalTok"/>
+        </w:rPr>
+        <w:t xml:space="preserve"> </w:t>
+      </w:r>
+      <w:r>
+        <w:rPr>
+          <w:rStyle w:val="FunctionTok"/>
+        </w:rPr>
+        <w:t xml:space="preserve">sum</w:t>
+      </w:r>
+      <w:r>
+        <w:rPr>
+          <w:rStyle w:val="NormalTok"/>
+        </w:rPr>
+        <w:t xml:space="preserve">(snow_mm, </w:t>
+      </w:r>
+      <w:r>
+        <w:rPr>
+          <w:rStyle w:val="AttributeTok"/>
+        </w:rPr>
+        <w:t xml:space="preserve">na.rm =</w:t>
+      </w:r>
+      <w:r>
+        <w:rPr>
+          <w:rStyle w:val="NormalTok"/>
+        </w:rPr>
+        <w:t xml:space="preserve"> </w:t>
+      </w:r>
+      <w:r>
+        <w:rPr>
+          <w:rStyle w:val="ConstantTok"/>
+        </w:rPr>
+        <w:t xml:space="preserve">TRUE</w:t>
+      </w:r>
+      <w:r>
+        <w:rPr>
+          <w:rStyle w:val="NormalTok"/>
+        </w:rPr>
+        <w:t xml:space="preserve">))</w:t>
+      </w:r>
+      <w:r>
+        <w:br/>
+      </w:r>
+      <w:r>
+        <w:br/>
+      </w:r>
+      <w:r>
+        <w:rPr>
+          <w:rStyle w:val="NormalTok"/>
+        </w:rPr>
+        <w:t xml:space="preserve">yearly_snow_df </w:t>
+      </w:r>
+      <w:r>
+        <w:rPr>
+          <w:rStyle w:val="SpecialCharTok"/>
+        </w:rPr>
+        <w:t xml:space="preserve">%&gt;%</w:t>
+      </w:r>
+      <w:r>
+        <w:br/>
+      </w:r>
+      <w:r>
+        <w:rPr>
+          <w:rStyle w:val="NormalTok"/>
+        </w:rPr>
+        <w:t xml:space="preserve">  </w:t>
+      </w:r>
+      <w:r>
+        <w:rPr>
+          <w:rStyle w:val="FunctionTok"/>
+        </w:rPr>
+        <w:t xml:space="preserve">ggplot</w:t>
+      </w:r>
+      <w:r>
+        <w:rPr>
+          <w:rStyle w:val="NormalTok"/>
+        </w:rPr>
+        <w:t xml:space="preserve">(</w:t>
+      </w:r>
+      <w:r>
+        <w:rPr>
+          <w:rStyle w:val="FunctionTok"/>
+        </w:rPr>
+        <w:t xml:space="preserve">aes</w:t>
+      </w:r>
+      <w:r>
+        <w:rPr>
+          <w:rStyle w:val="NormalTok"/>
+        </w:rPr>
+        <w:t xml:space="preserve">(</w:t>
+      </w:r>
+      <w:r>
+        <w:rPr>
+          <w:rStyle w:val="AttributeTok"/>
+        </w:rPr>
+        <w:t xml:space="preserve">x =</w:t>
+      </w:r>
+      <w:r>
+        <w:rPr>
+          <w:rStyle w:val="NormalTok"/>
+        </w:rPr>
+        <w:t xml:space="preserve"> YEAR, </w:t>
+      </w:r>
+      <w:r>
+        <w:rPr>
+          <w:rStyle w:val="AttributeTok"/>
+        </w:rPr>
+        <w:t xml:space="preserve">y =</w:t>
+      </w:r>
+      <w:r>
+        <w:rPr>
+          <w:rStyle w:val="NormalTok"/>
+        </w:rPr>
+        <w:t xml:space="preserve"> sum_snow)) </w:t>
+      </w:r>
+      <w:r>
+        <w:rPr>
+          <w:rStyle w:val="SpecialCharTok"/>
+        </w:rPr>
+        <w:t xml:space="preserve">+</w:t>
+      </w:r>
+      <w:r>
+        <w:br/>
+      </w:r>
+      <w:r>
+        <w:rPr>
+          <w:rStyle w:val="NormalTok"/>
+        </w:rPr>
+        <w:t xml:space="preserve">  </w:t>
+      </w:r>
+      <w:r>
+        <w:rPr>
+          <w:rStyle w:val="FunctionTok"/>
+        </w:rPr>
+        <w:t xml:space="preserve">geom_point</w:t>
+      </w:r>
+      <w:r>
+        <w:rPr>
+          <w:rStyle w:val="NormalTok"/>
+        </w:rPr>
+        <w:t xml:space="preserve">() </w:t>
+      </w:r>
+      <w:r>
+        <w:rPr>
+          <w:rStyle w:val="SpecialCharTok"/>
+        </w:rPr>
+        <w:t xml:space="preserve">+</w:t>
+      </w:r>
+      <w:r>
+        <w:br/>
+      </w:r>
+      <w:r>
+        <w:rPr>
+          <w:rStyle w:val="NormalTok"/>
+        </w:rPr>
+        <w:t xml:space="preserve">  </w:t>
+      </w:r>
+      <w:r>
+        <w:rPr>
+          <w:rStyle w:val="FunctionTok"/>
+        </w:rPr>
+        <w:t xml:space="preserve">geom_line</w:t>
+      </w:r>
+      <w:r>
+        <w:rPr>
+          <w:rStyle w:val="NormalTok"/>
+        </w:rPr>
+        <w:t xml:space="preserve">() </w:t>
+      </w:r>
+      <w:r>
+        <w:rPr>
+          <w:rStyle w:val="SpecialCharTok"/>
+        </w:rPr>
+        <w:t xml:space="preserve">+</w:t>
+      </w:r>
+      <w:r>
+        <w:br/>
+      </w:r>
+      <w:r>
+        <w:rPr>
+          <w:rStyle w:val="NormalTok"/>
+        </w:rPr>
+        <w:t xml:space="preserve">  </w:t>
+      </w:r>
+      <w:r>
+        <w:rPr>
+          <w:rStyle w:val="FunctionTok"/>
+        </w:rPr>
+        <w:t xml:space="preserve">geom_smooth</w:t>
+      </w:r>
+      <w:r>
+        <w:rPr>
+          <w:rStyle w:val="NormalTok"/>
+        </w:rPr>
+        <w:t xml:space="preserve">(</w:t>
+      </w:r>
+      <w:r>
+        <w:rPr>
+          <w:rStyle w:val="AttributeTok"/>
+        </w:rPr>
+        <w:t xml:space="preserve">method =</w:t>
+      </w:r>
+      <w:r>
+        <w:rPr>
+          <w:rStyle w:val="NormalTok"/>
+        </w:rPr>
+        <w:t xml:space="preserve"> </w:t>
+      </w:r>
+      <w:r>
+        <w:rPr>
+          <w:rStyle w:val="StringTok"/>
+        </w:rPr>
+        <w:t xml:space="preserve">"lm"</w:t>
+      </w:r>
+      <w:r>
+        <w:rPr>
+          <w:rStyle w:val="NormalTok"/>
+        </w:rPr>
+        <w:t xml:space="preserve">) </w:t>
+      </w:r>
+      <w:r>
+        <w:rPr>
+          <w:rStyle w:val="SpecialCharTok"/>
+        </w:rPr>
+        <w:t xml:space="preserve">+</w:t>
+      </w:r>
+      <w:r>
+        <w:br/>
+      </w:r>
+      <w:r>
+        <w:rPr>
+          <w:rStyle w:val="NormalTok"/>
+        </w:rPr>
+        <w:t xml:space="preserve">  </w:t>
+      </w:r>
+      <w:r>
+        <w:rPr>
+          <w:rStyle w:val="FunctionTok"/>
+        </w:rPr>
+        <w:t xml:space="preserve">labs</w:t>
+      </w:r>
+      <w:r>
+        <w:rPr>
+          <w:rStyle w:val="NormalTok"/>
+        </w:rPr>
+        <w:t xml:space="preserve">(</w:t>
+      </w:r>
+      <w:r>
+        <w:rPr>
+          <w:rStyle w:val="AttributeTok"/>
+        </w:rPr>
+        <w:t xml:space="preserve">x =</w:t>
+      </w:r>
+      <w:r>
+        <w:rPr>
+          <w:rStyle w:val="NormalTok"/>
+        </w:rPr>
+        <w:t xml:space="preserve"> </w:t>
+      </w:r>
+      <w:r>
+        <w:rPr>
+          <w:rStyle w:val="StringTok"/>
+        </w:rPr>
+        <w:t xml:space="preserve">"Year"</w:t>
+      </w:r>
+      <w:r>
+        <w:rPr>
+          <w:rStyle w:val="NormalTok"/>
+        </w:rPr>
+        <w:t xml:space="preserve">, </w:t>
+      </w:r>
+      <w:r>
+        <w:rPr>
+          <w:rStyle w:val="AttributeTok"/>
+        </w:rPr>
+        <w:t xml:space="preserve">y =</w:t>
+      </w:r>
+      <w:r>
+        <w:rPr>
+          <w:rStyle w:val="NormalTok"/>
+        </w:rPr>
+        <w:t xml:space="preserve"> </w:t>
+      </w:r>
+      <w:r>
+        <w:rPr>
+          <w:rStyle w:val="StringTok"/>
+        </w:rPr>
+        <w:t xml:space="preserve">"Total Yearly Snow (mm)"</w:t>
+      </w:r>
+      <w:r>
+        <w:rPr>
+          <w:rStyle w:val="NormalTok"/>
+        </w:rPr>
+        <w:t xml:space="preserve">) </w:t>
+      </w:r>
+      <w:r>
+        <w:rPr>
+          <w:rStyle w:val="SpecialCharTok"/>
+        </w:rPr>
+        <w:t xml:space="preserve">+</w:t>
+      </w:r>
+      <w:r>
+        <w:br/>
+      </w:r>
+      <w:r>
+        <w:rPr>
+          <w:rStyle w:val="NormalTok"/>
+        </w:rPr>
+        <w:t xml:space="preserve">  </w:t>
+      </w:r>
+      <w:r>
+        <w:rPr>
+          <w:rStyle w:val="FunctionTok"/>
+        </w:rPr>
+        <w:t xml:space="preserve">theme_minimal</w:t>
+      </w:r>
+      <w:r>
+        <w:rPr>
+          <w:rStyle w:val="NormalTok"/>
+        </w:rPr>
+        <w:t xml:space="preserve">()</w:t>
+      </w:r>
+    </w:p>
+    <w:p>
+      <w:pPr>
+        <w:pStyle w:val="FirstParagraph"/>
+      </w:pPr>
+      <w:r>
+        <w:t xml:space="preserve">✏️</w:t>
+      </w:r>
+      <w:r>
+        <w:t xml:space="preserve"> </w:t>
+      </w:r>
+      <w:r>
+        <w:rPr>
+          <w:b/>
+          <w:bCs/>
+        </w:rPr>
+        <w:t xml:space="preserve">Your turn:</w:t>
+      </w:r>
+      <w:r>
+        <w:t xml:space="preserve"> </w:t>
+      </w:r>
+      <w:r>
+        <w:t xml:space="preserve">Has total yearly snowfall changed over time the same way temperature has? Why might these two trends differ?</w:t>
+      </w:r>
+    </w:p>
+    <w:p>
+      <w:pPr>
+        <w:pStyle w:val="SourceCode"/>
+      </w:pPr>
+      <w:r>
+        <w:rPr>
+          <w:rStyle w:val="VerbatimChar"/>
+        </w:rPr>
+        <w:t xml:space="preserve">Your answer:</w:t>
+      </w:r>
+    </w:p>
+    <w:p>
+      <w:r>
+        <w:pict>
+          <v:rect style="width:0;height:1.5pt" o:hralign="center" o:hrstd="t" o:hr="t"/>
+        </w:pict>
+      </w:r>
+    </w:p>
+    <w:bookmarkEnd w:id="35"/>
+    <w:bookmarkEnd w:id="36"/>
+    <w:bookmarkStart w:id="37" w:name="X830e6a044a2386a1afccbb783a0eef91d101e86"/>
+    <w:p>
+      <w:pPr>
+        <w:pStyle w:val="Heading1"/>
+      </w:pPr>
+      <w:r>
+        <w:t xml:space="preserve">What your</w:t>
+      </w:r>
+      <w:r>
+        <w:t xml:space="preserve"> </w:t>
+      </w:r>
+      <w:r>
+        <w:rPr>
+          <w:rStyle w:val="VerbatimChar"/>
+        </w:rPr>
+        <w:t xml:space="preserve">figures/</w:t>
+      </w:r>
+      <w:r>
+        <w:t xml:space="preserve"> </w:t>
+      </w:r>
+      <w:r>
+        <w:t xml:space="preserve">folder should contain after this worksheet</w:t>
+      </w:r>
+    </w:p>
+    <w:p>
+      <w:pPr>
+        <w:pStyle w:val="SourceCode"/>
+      </w:pPr>
+      <w:r>
+        <w:rPr>
+          <w:rStyle w:val="VerbatimChar"/>
+        </w:rPr>
+        <w:t xml:space="preserve">figures/</w:t>
+      </w:r>
+      <w:r>
+        <w:br/>
+      </w:r>
+      <w:r>
+        <w:rPr>
+          <w:rStyle w:val="VerbatimChar"/>
+        </w:rPr>
+        <w:t xml:space="preserve">├── raw_temp_plot.png        ← from Part 3</w:t>
+      </w:r>
+      <w:r>
+        <w:br/>
+      </w:r>
+      <w:r>
+        <w:rPr>
+          <w:rStyle w:val="VerbatimChar"/>
+        </w:rPr>
+        <w:t xml:space="preserve">├── month_temp_plot.png      ← from Part 4</w:t>
+      </w:r>
+      <w:r>
+        <w:br/>
+      </w:r>
+      <w:r>
+        <w:rPr>
+          <w:rStyle w:val="VerbatimChar"/>
+        </w:rPr>
+        <w:t xml:space="preserve">├── yearly_temp_plot.png     ← from Part 5</w:t>
+      </w:r>
+      <w:r>
+        <w:br/>
+      </w:r>
+      <w:r>
+        <w:rPr>
+          <w:rStyle w:val="VerbatimChar"/>
+        </w:rPr>
+        <w:t xml:space="preserve">├── season_temp_plot.png     ← from Part 9</w:t>
+      </w:r>
+    </w:p>
+    <w:p>
+      <w:r>
+        <w:pict>
+          <v:rect style="width:0;height:1.5pt" o:hralign="center" o:hrstd="t" o:hr="t"/>
+        </w:pict>
+      </w:r>
+    </w:p>
+    <w:bookmarkEnd w:id="37"/>
+    <w:bookmarkStart w:id="39" w:name="getting-unstuck"/>
+    <w:p>
+      <w:pPr>
+        <w:pStyle w:val="Heading1"/>
+      </w:pPr>
+      <w:r>
+        <w:t xml:space="preserve">Getting unstuck</w:t>
       </w:r>
     </w:p>
     <w:p>
@@ -6777,140 +8286,32 @@
         </w:numPr>
       </w:pPr>
       <w:r>
-        <w:t xml:space="preserve">Fit and compare two group-specific regression models</w:t>
-      </w:r>
-    </w:p>
-    <w:p>
-      <w:pPr>
-        <w:pStyle w:val="FirstParagraph"/>
-      </w:pPr>
-      <w:r>
-        <w:t xml:space="preserve">✏️</w:t>
-      </w:r>
-      <w:r>
-        <w:t xml:space="preserve"> </w:t>
-      </w:r>
-      <w:r>
-        <w:rPr>
+        <w:rPr>
+          <w:rStyle w:val="VerbatimChar"/>
           <w:b/>
           <w:bCs/>
         </w:rPr>
-        <w:t xml:space="preserve">Your turn — before you move on:</w:t>
-      </w:r>
-      <w:r>
-        <w:t xml:space="preserve"> </w:t>
-      </w:r>
-      <w:r>
-        <w:t xml:space="preserve">Run your entire script with</w:t>
-      </w:r>
-      <w:r>
-        <w:t xml:space="preserve"> </w:t>
+        <w:t xml:space="preserve">get_GSOD()</w:t>
       </w:r>
       <w:r>
         <w:rPr>
           <w:b/>
           <w:bCs/>
         </w:rPr>
-        <w:t xml:space="preserve">Ctrl/Cmd + Shift + Enter</w:t>
-      </w:r>
-      <w:r>
-        <w:t xml:space="preserve">. Does it run from top to bottom without errors?</w:t>
-      </w:r>
-    </w:p>
-    <w:p>
-      <w:pPr>
-        <w:pStyle w:val="SourceCode"/>
-      </w:pPr>
-      <w:r>
-        <w:rPr>
-          <w:rStyle w:val="VerbatimChar"/>
-        </w:rPr>
-        <w:t xml:space="preserve">Ran cleanly?  Y / N</w:t>
-      </w:r>
-      <w:r>
-        <w:br/>
-      </w:r>
-      <w:r>
-        <w:rPr>
-          <w:rStyle w:val="VerbatimChar"/>
-        </w:rPr>
-        <w:t xml:space="preserve">If not, what error appeared:</w:t>
-      </w:r>
-    </w:p>
-    <w:p>
-      <w:r>
-        <w:pict>
-          <v:rect style="width:0;height:1.5pt" o:hralign="center" o:hrstd="t" o:hr="t"/>
-        </w:pict>
-      </w:r>
-    </w:p>
-    <w:bookmarkEnd w:id="33"/>
-    <w:bookmarkStart w:id="36" w:name="part-13-going-further"/>
-    <w:p>
-      <w:pPr>
-        <w:pStyle w:val="Heading1"/>
-      </w:pPr>
-      <w:r>
-        <w:t xml:space="preserve">Part 13 · Going further</w:t>
-      </w:r>
-    </w:p>
-    <w:p>
-      <w:pPr>
-        <w:pStyle w:val="BlockText"/>
-      </w:pPr>
-      <w:r>
-        <w:t xml:space="preserve">This section is optional — work through it if you finish early or want to push deeper.</w:t>
-      </w:r>
-    </w:p>
-    <w:bookmarkStart w:id="34" w:name="try-a-different-season-split"/>
-    <w:p>
-      <w:pPr>
-        <w:pStyle w:val="Heading3"/>
-      </w:pPr>
-      <w:r>
-        <w:t xml:space="preserve">Try a different season split</w:t>
-      </w:r>
-    </w:p>
-    <w:p>
-      <w:pPr>
-        <w:pStyle w:val="FirstParagraph"/>
-      </w:pPr>
+        <w:t xml:space="preserve"> </w:t>
+      </w:r>
       <w:r>
         <w:rPr>
           <w:b/>
           <w:bCs/>
         </w:rPr>
-        <w:t xml:space="preserve">▶ Try this:</w:t>
-      </w:r>
-      <w:r>
-        <w:t xml:space="preserve"> </w:t>
-      </w:r>
-      <w:r>
-        <w:t xml:space="preserve">Instead of strict 3-month summer/winter, try defining seasons using meteorological vs. astronomical boundaries, or add a</w:t>
-      </w:r>
-      <w:r>
-        <w:t xml:space="preserve"> </w:t>
-      </w:r>
-      <w:r>
-        <w:t xml:space="preserve">“spring”</w:t>
-      </w:r>
-      <w:r>
-        <w:t xml:space="preserve"> </w:t>
-      </w:r>
-      <w:r>
-        <w:t xml:space="preserve">and</w:t>
-      </w:r>
-      <w:r>
-        <w:t xml:space="preserve"> </w:t>
-      </w:r>
-      <w:r>
-        <w:t xml:space="preserve">“fall”</w:t>
-      </w:r>
-      <w:r>
-        <w:t xml:space="preserve"> </w:t>
-      </w:r>
-      <w:r>
-        <w:t xml:space="preserve">category to the</w:t>
+        <w:t xml:space="preserve">taking forever / failing:</w:t>
+      </w:r>
+      <w:r>
+        <w:t xml:space="preserve"> </w:t>
+      </w:r>
+      <w:r>
+        <w:t xml:space="preserve">check your internet connection — this function reaches out to NOAA’s servers. If it keeps failing, ask for the saved</w:t>
       </w:r>
       <w:r>
         <w:t xml:space="preserve"> </w:t>
@@ -6919,1400 +8320,13 @@
         <w:rPr>
           <w:rStyle w:val="VerbatimChar"/>
         </w:rPr>
-        <w:t xml:space="preserve">case_when()</w:t>
-      </w:r>
-      <w:r>
-        <w:t xml:space="preserve">.</w:t>
-      </w:r>
-    </w:p>
-    <w:p>
-      <w:pPr>
-        <w:pStyle w:val="SourceCode"/>
-      </w:pPr>
-      <w:r>
-        <w:rPr>
-          <w:rStyle w:val="CommentTok"/>
-        </w:rPr>
-        <w:t xml:space="preserve"># Add all four seasons instead of just summer/winter -----------------</w:t>
-      </w:r>
-      <w:r>
-        <w:br/>
-      </w:r>
-      <w:r>
-        <w:rPr>
-          <w:rStyle w:val="NormalTok"/>
-        </w:rPr>
-        <w:t xml:space="preserve">dlh_four_season_df </w:t>
-      </w:r>
-      <w:r>
-        <w:rPr>
-          <w:rStyle w:val="OtherTok"/>
-        </w:rPr>
-        <w:t xml:space="preserve">&lt;-</w:t>
-      </w:r>
-      <w:r>
-        <w:rPr>
-          <w:rStyle w:val="NormalTok"/>
-        </w:rPr>
-        <w:t xml:space="preserve"> dlh_temp_df </w:t>
-      </w:r>
-      <w:r>
-        <w:rPr>
-          <w:rStyle w:val="SpecialCharTok"/>
-        </w:rPr>
-        <w:t xml:space="preserve">%&gt;%</w:t>
-      </w:r>
-      <w:r>
-        <w:br/>
-      </w:r>
-      <w:r>
-        <w:rPr>
-          <w:rStyle w:val="NormalTok"/>
-        </w:rPr>
-        <w:t xml:space="preserve">  </w:t>
-      </w:r>
-      <w:r>
-        <w:rPr>
-          <w:rStyle w:val="FunctionTok"/>
-        </w:rPr>
-        <w:t xml:space="preserve">mutate</w:t>
-      </w:r>
-      <w:r>
-        <w:rPr>
-          <w:rStyle w:val="NormalTok"/>
-        </w:rPr>
-        <w:t xml:space="preserve">(</w:t>
-      </w:r>
-      <w:r>
-        <w:br/>
-      </w:r>
-      <w:r>
-        <w:rPr>
-          <w:rStyle w:val="NormalTok"/>
-        </w:rPr>
-        <w:t xml:space="preserve">    </w:t>
-      </w:r>
-      <w:r>
-        <w:rPr>
-          <w:rStyle w:val="AttributeTok"/>
-        </w:rPr>
-        <w:t xml:space="preserve">season =</w:t>
-      </w:r>
-      <w:r>
-        <w:rPr>
-          <w:rStyle w:val="NormalTok"/>
-        </w:rPr>
-        <w:t xml:space="preserve"> </w:t>
-      </w:r>
-      <w:r>
-        <w:rPr>
-          <w:rStyle w:val="FunctionTok"/>
-        </w:rPr>
-        <w:t xml:space="preserve">case_when</w:t>
-      </w:r>
-      <w:r>
-        <w:rPr>
-          <w:rStyle w:val="NormalTok"/>
-        </w:rPr>
-        <w:t xml:space="preserve">(</w:t>
-      </w:r>
-      <w:r>
-        <w:br/>
-      </w:r>
-      <w:r>
-        <w:rPr>
-          <w:rStyle w:val="NormalTok"/>
-        </w:rPr>
-        <w:t xml:space="preserve">      MONTH </w:t>
-      </w:r>
-      <w:r>
-        <w:rPr>
-          <w:rStyle w:val="SpecialCharTok"/>
-        </w:rPr>
-        <w:t xml:space="preserve">%in%</w:t>
-      </w:r>
-      <w:r>
-        <w:rPr>
-          <w:rStyle w:val="NormalTok"/>
-        </w:rPr>
-        <w:t xml:space="preserve"> </w:t>
-      </w:r>
-      <w:r>
-        <w:rPr>
-          <w:rStyle w:val="FunctionTok"/>
-        </w:rPr>
-        <w:t xml:space="preserve">c</w:t>
-      </w:r>
-      <w:r>
-        <w:rPr>
-          <w:rStyle w:val="NormalTok"/>
-        </w:rPr>
-        <w:t xml:space="preserve">(</w:t>
-      </w:r>
-      <w:r>
-        <w:rPr>
-          <w:rStyle w:val="DecValTok"/>
-        </w:rPr>
-        <w:t xml:space="preserve">3</w:t>
-      </w:r>
-      <w:r>
-        <w:rPr>
-          <w:rStyle w:val="NormalTok"/>
-        </w:rPr>
-        <w:t xml:space="preserve">, </w:t>
-      </w:r>
-      <w:r>
-        <w:rPr>
-          <w:rStyle w:val="DecValTok"/>
-        </w:rPr>
-        <w:t xml:space="preserve">4</w:t>
-      </w:r>
-      <w:r>
-        <w:rPr>
-          <w:rStyle w:val="NormalTok"/>
-        </w:rPr>
-        <w:t xml:space="preserve">, </w:t>
-      </w:r>
-      <w:r>
-        <w:rPr>
-          <w:rStyle w:val="DecValTok"/>
-        </w:rPr>
-        <w:t xml:space="preserve">5</w:t>
-      </w:r>
-      <w:r>
-        <w:rPr>
-          <w:rStyle w:val="NormalTok"/>
-        </w:rPr>
-        <w:t xml:space="preserve">)   </w:t>
-      </w:r>
-      <w:r>
-        <w:rPr>
-          <w:rStyle w:val="SpecialCharTok"/>
-        </w:rPr>
-        <w:t xml:space="preserve">~</w:t>
-      </w:r>
-      <w:r>
-        <w:rPr>
-          <w:rStyle w:val="NormalTok"/>
-        </w:rPr>
-        <w:t xml:space="preserve"> </w:t>
-      </w:r>
-      <w:r>
-        <w:rPr>
-          <w:rStyle w:val="StringTok"/>
-        </w:rPr>
-        <w:t xml:space="preserve">"spring"</w:t>
-      </w:r>
-      <w:r>
-        <w:rPr>
-          <w:rStyle w:val="NormalTok"/>
-        </w:rPr>
-        <w:t xml:space="preserve">,</w:t>
-      </w:r>
-      <w:r>
-        <w:br/>
-      </w:r>
-      <w:r>
-        <w:rPr>
-          <w:rStyle w:val="NormalTok"/>
-        </w:rPr>
-        <w:t xml:space="preserve">      MONTH </w:t>
-      </w:r>
-      <w:r>
-        <w:rPr>
-          <w:rStyle w:val="SpecialCharTok"/>
-        </w:rPr>
-        <w:t xml:space="preserve">%in%</w:t>
-      </w:r>
-      <w:r>
-        <w:rPr>
-          <w:rStyle w:val="NormalTok"/>
-        </w:rPr>
-        <w:t xml:space="preserve"> </w:t>
-      </w:r>
-      <w:r>
-        <w:rPr>
-          <w:rStyle w:val="FunctionTok"/>
-        </w:rPr>
-        <w:t xml:space="preserve">c</w:t>
-      </w:r>
-      <w:r>
-        <w:rPr>
-          <w:rStyle w:val="NormalTok"/>
-        </w:rPr>
-        <w:t xml:space="preserve">(</w:t>
-      </w:r>
-      <w:r>
-        <w:rPr>
-          <w:rStyle w:val="DecValTok"/>
-        </w:rPr>
-        <w:t xml:space="preserve">6</w:t>
-      </w:r>
-      <w:r>
-        <w:rPr>
-          <w:rStyle w:val="NormalTok"/>
-        </w:rPr>
-        <w:t xml:space="preserve">, </w:t>
-      </w:r>
-      <w:r>
-        <w:rPr>
-          <w:rStyle w:val="DecValTok"/>
-        </w:rPr>
-        <w:t xml:space="preserve">7</w:t>
-      </w:r>
-      <w:r>
-        <w:rPr>
-          <w:rStyle w:val="NormalTok"/>
-        </w:rPr>
-        <w:t xml:space="preserve">, </w:t>
-      </w:r>
-      <w:r>
-        <w:rPr>
-          <w:rStyle w:val="DecValTok"/>
-        </w:rPr>
-        <w:t xml:space="preserve">8</w:t>
-      </w:r>
-      <w:r>
-        <w:rPr>
-          <w:rStyle w:val="NormalTok"/>
-        </w:rPr>
-        <w:t xml:space="preserve">)   </w:t>
-      </w:r>
-      <w:r>
-        <w:rPr>
-          <w:rStyle w:val="SpecialCharTok"/>
-        </w:rPr>
-        <w:t xml:space="preserve">~</w:t>
-      </w:r>
-      <w:r>
-        <w:rPr>
-          <w:rStyle w:val="NormalTok"/>
-        </w:rPr>
-        <w:t xml:space="preserve"> </w:t>
-      </w:r>
-      <w:r>
-        <w:rPr>
-          <w:rStyle w:val="StringTok"/>
-        </w:rPr>
-        <w:t xml:space="preserve">"summer"</w:t>
-      </w:r>
-      <w:r>
-        <w:rPr>
-          <w:rStyle w:val="NormalTok"/>
-        </w:rPr>
-        <w:t xml:space="preserve">,</w:t>
-      </w:r>
-      <w:r>
-        <w:br/>
-      </w:r>
-      <w:r>
-        <w:rPr>
-          <w:rStyle w:val="NormalTok"/>
-        </w:rPr>
-        <w:t xml:space="preserve">      MONTH </w:t>
-      </w:r>
-      <w:r>
-        <w:rPr>
-          <w:rStyle w:val="SpecialCharTok"/>
-        </w:rPr>
-        <w:t xml:space="preserve">%in%</w:t>
-      </w:r>
-      <w:r>
-        <w:rPr>
-          <w:rStyle w:val="NormalTok"/>
-        </w:rPr>
-        <w:t xml:space="preserve"> </w:t>
-      </w:r>
-      <w:r>
-        <w:rPr>
-          <w:rStyle w:val="FunctionTok"/>
-        </w:rPr>
-        <w:t xml:space="preserve">c</w:t>
-      </w:r>
-      <w:r>
-        <w:rPr>
-          <w:rStyle w:val="NormalTok"/>
-        </w:rPr>
-        <w:t xml:space="preserve">(</w:t>
-      </w:r>
-      <w:r>
-        <w:rPr>
-          <w:rStyle w:val="DecValTok"/>
-        </w:rPr>
-        <w:t xml:space="preserve">9</w:t>
-      </w:r>
-      <w:r>
-        <w:rPr>
-          <w:rStyle w:val="NormalTok"/>
-        </w:rPr>
-        <w:t xml:space="preserve">, </w:t>
-      </w:r>
-      <w:r>
-        <w:rPr>
-          <w:rStyle w:val="DecValTok"/>
-        </w:rPr>
-        <w:t xml:space="preserve">10</w:t>
-      </w:r>
-      <w:r>
-        <w:rPr>
-          <w:rStyle w:val="NormalTok"/>
-        </w:rPr>
-        <w:t xml:space="preserve">, </w:t>
-      </w:r>
-      <w:r>
-        <w:rPr>
-          <w:rStyle w:val="DecValTok"/>
-        </w:rPr>
-        <w:t xml:space="preserve">11</w:t>
-      </w:r>
-      <w:r>
-        <w:rPr>
-          <w:rStyle w:val="NormalTok"/>
-        </w:rPr>
-        <w:t xml:space="preserve">) </w:t>
-      </w:r>
-      <w:r>
-        <w:rPr>
-          <w:rStyle w:val="SpecialCharTok"/>
-        </w:rPr>
-        <w:t xml:space="preserve">~</w:t>
-      </w:r>
-      <w:r>
-        <w:rPr>
-          <w:rStyle w:val="NormalTok"/>
-        </w:rPr>
-        <w:t xml:space="preserve"> </w:t>
-      </w:r>
-      <w:r>
-        <w:rPr>
-          <w:rStyle w:val="StringTok"/>
-        </w:rPr>
-        <w:t xml:space="preserve">"fall"</w:t>
-      </w:r>
-      <w:r>
-        <w:rPr>
-          <w:rStyle w:val="NormalTok"/>
-        </w:rPr>
-        <w:t xml:space="preserve">,</w:t>
-      </w:r>
-      <w:r>
-        <w:br/>
-      </w:r>
-      <w:r>
-        <w:rPr>
-          <w:rStyle w:val="NormalTok"/>
-        </w:rPr>
-        <w:t xml:space="preserve">      MONTH </w:t>
-      </w:r>
-      <w:r>
-        <w:rPr>
-          <w:rStyle w:val="SpecialCharTok"/>
-        </w:rPr>
-        <w:t xml:space="preserve">%in%</w:t>
-      </w:r>
-      <w:r>
-        <w:rPr>
-          <w:rStyle w:val="NormalTok"/>
-        </w:rPr>
-        <w:t xml:space="preserve"> </w:t>
-      </w:r>
-      <w:r>
-        <w:rPr>
-          <w:rStyle w:val="FunctionTok"/>
-        </w:rPr>
-        <w:t xml:space="preserve">c</w:t>
-      </w:r>
-      <w:r>
-        <w:rPr>
-          <w:rStyle w:val="NormalTok"/>
-        </w:rPr>
-        <w:t xml:space="preserve">(</w:t>
-      </w:r>
-      <w:r>
-        <w:rPr>
-          <w:rStyle w:val="DecValTok"/>
-        </w:rPr>
-        <w:t xml:space="preserve">12</w:t>
-      </w:r>
-      <w:r>
-        <w:rPr>
-          <w:rStyle w:val="NormalTok"/>
-        </w:rPr>
-        <w:t xml:space="preserve">, </w:t>
-      </w:r>
-      <w:r>
-        <w:rPr>
-          <w:rStyle w:val="DecValTok"/>
-        </w:rPr>
-        <w:t xml:space="preserve">1</w:t>
-      </w:r>
-      <w:r>
-        <w:rPr>
-          <w:rStyle w:val="NormalTok"/>
-        </w:rPr>
-        <w:t xml:space="preserve">, </w:t>
-      </w:r>
-      <w:r>
-        <w:rPr>
-          <w:rStyle w:val="DecValTok"/>
-        </w:rPr>
-        <w:t xml:space="preserve">2</w:t>
-      </w:r>
-      <w:r>
-        <w:rPr>
-          <w:rStyle w:val="NormalTok"/>
-        </w:rPr>
-        <w:t xml:space="preserve">)  </w:t>
-      </w:r>
-      <w:r>
-        <w:rPr>
-          <w:rStyle w:val="SpecialCharTok"/>
-        </w:rPr>
-        <w:t xml:space="preserve">~</w:t>
-      </w:r>
-      <w:r>
-        <w:rPr>
-          <w:rStyle w:val="NormalTok"/>
-        </w:rPr>
-        <w:t xml:space="preserve"> </w:t>
-      </w:r>
-      <w:r>
-        <w:rPr>
-          <w:rStyle w:val="StringTok"/>
-        </w:rPr>
-        <w:t xml:space="preserve">"winter"</w:t>
-      </w:r>
-      <w:r>
-        <w:br/>
-      </w:r>
-      <w:r>
-        <w:rPr>
-          <w:rStyle w:val="NormalTok"/>
-        </w:rPr>
-        <w:t xml:space="preserve">    )</w:t>
-      </w:r>
-      <w:r>
-        <w:br/>
-      </w:r>
-      <w:r>
-        <w:rPr>
-          <w:rStyle w:val="NormalTok"/>
-        </w:rPr>
-        <w:t xml:space="preserve">  )</w:t>
-      </w:r>
-      <w:r>
-        <w:br/>
-      </w:r>
-      <w:r>
-        <w:br/>
-      </w:r>
-      <w:r>
-        <w:rPr>
-          <w:rStyle w:val="NormalTok"/>
-        </w:rPr>
-        <w:t xml:space="preserve">dlh_four_season_df </w:t>
-      </w:r>
-      <w:r>
-        <w:rPr>
-          <w:rStyle w:val="SpecialCharTok"/>
-        </w:rPr>
-        <w:t xml:space="preserve">%&gt;%</w:t>
-      </w:r>
-      <w:r>
-        <w:rPr>
-          <w:rStyle w:val="NormalTok"/>
-        </w:rPr>
-        <w:t xml:space="preserve"> </w:t>
-      </w:r>
-      <w:r>
-        <w:rPr>
-          <w:rStyle w:val="FunctionTok"/>
-        </w:rPr>
-        <w:t xml:space="preserve">count</w:t>
-      </w:r>
-      <w:r>
-        <w:rPr>
-          <w:rStyle w:val="NormalTok"/>
-        </w:rPr>
-        <w:t xml:space="preserve">(season)</w:t>
-      </w:r>
-    </w:p>
-    <w:p>
-      <w:pPr>
-        <w:pStyle w:val="FirstParagraph"/>
-      </w:pPr>
-      <w:r>
-        <w:t xml:space="preserve">✏️</w:t>
-      </w:r>
-      <w:r>
-        <w:t xml:space="preserve"> </w:t>
-      </w:r>
-      <w:r>
-        <w:rPr>
-          <w:b/>
-          <w:bCs/>
-        </w:rPr>
-        <w:t xml:space="preserve">Your turn:</w:t>
-      </w:r>
-      <w:r>
-        <w:t xml:space="preserve"> </w:t>
-      </w:r>
-      <w:r>
-        <w:t xml:space="preserve">Does adding spring and fall change your interpretation at all?</w:t>
-      </w:r>
-    </w:p>
-    <w:p>
-      <w:pPr>
-        <w:pStyle w:val="SourceCode"/>
-      </w:pPr>
-      <w:r>
-        <w:rPr>
-          <w:rStyle w:val="VerbatimChar"/>
-        </w:rPr>
-        <w:t xml:space="preserve">Your answer:</w:t>
-      </w:r>
-    </w:p>
-    <w:bookmarkEnd w:id="34"/>
-    <w:bookmarkStart w:id="35" w:name="look-at-snow-instead-of-temperature"/>
-    <w:p>
-      <w:pPr>
-        <w:pStyle w:val="Heading3"/>
-      </w:pPr>
-      <w:r>
-        <w:t xml:space="preserve">Look at snow instead of temperature</w:t>
-      </w:r>
-    </w:p>
-    <w:p>
-      <w:pPr>
-        <w:pStyle w:val="FirstParagraph"/>
-      </w:pPr>
-      <w:r>
-        <w:rPr>
-          <w:b/>
-          <w:bCs/>
-        </w:rPr>
-        <w:t xml:space="preserve">▶ Try this:</w:t>
-      </w:r>
-    </w:p>
-    <w:p>
-      <w:pPr>
-        <w:pStyle w:val="SourceCode"/>
-      </w:pPr>
-      <w:r>
-        <w:rPr>
-          <w:rStyle w:val="CommentTok"/>
-        </w:rPr>
-        <w:t xml:space="preserve"># Explore snow/ice flag data -------------------------------------------</w:t>
-      </w:r>
-      <w:r>
-        <w:br/>
-      </w:r>
-      <w:r>
-        <w:rPr>
-          <w:rStyle w:val="NormalTok"/>
-        </w:rPr>
-        <w:t xml:space="preserve">dlh_snow_df </w:t>
-      </w:r>
-      <w:r>
-        <w:rPr>
-          <w:rStyle w:val="OtherTok"/>
-        </w:rPr>
-        <w:t xml:space="preserve">&lt;-</w:t>
-      </w:r>
-      <w:r>
-        <w:rPr>
-          <w:rStyle w:val="NormalTok"/>
-        </w:rPr>
-        <w:t xml:space="preserve"> dlh_temp_df </w:t>
-      </w:r>
-      <w:r>
-        <w:rPr>
-          <w:rStyle w:val="SpecialCharTok"/>
-        </w:rPr>
-        <w:t xml:space="preserve">%&gt;%</w:t>
-      </w:r>
-      <w:r>
-        <w:br/>
-      </w:r>
-      <w:r>
-        <w:rPr>
-          <w:rStyle w:val="NormalTok"/>
-        </w:rPr>
-        <w:t xml:space="preserve">  </w:t>
-      </w:r>
-      <w:r>
-        <w:rPr>
-          <w:rStyle w:val="FunctionTok"/>
-        </w:rPr>
-        <w:t xml:space="preserve">mutate</w:t>
-      </w:r>
-      <w:r>
-        <w:rPr>
-          <w:rStyle w:val="NormalTok"/>
-        </w:rPr>
-        <w:t xml:space="preserve">(</w:t>
-      </w:r>
-      <w:r>
-        <w:br/>
-      </w:r>
-      <w:r>
-        <w:rPr>
-          <w:rStyle w:val="NormalTok"/>
-        </w:rPr>
-        <w:t xml:space="preserve">    </w:t>
-      </w:r>
-      <w:r>
-        <w:rPr>
-          <w:rStyle w:val="AttributeTok"/>
-        </w:rPr>
-        <w:t xml:space="preserve">snow_mm =</w:t>
-      </w:r>
-      <w:r>
-        <w:rPr>
-          <w:rStyle w:val="NormalTok"/>
-        </w:rPr>
-        <w:t xml:space="preserve"> </w:t>
-      </w:r>
-      <w:r>
-        <w:rPr>
-          <w:rStyle w:val="FunctionTok"/>
-        </w:rPr>
-        <w:t xml:space="preserve">case_when</w:t>
-      </w:r>
-      <w:r>
-        <w:rPr>
-          <w:rStyle w:val="NormalTok"/>
-        </w:rPr>
-        <w:t xml:space="preserve">(</w:t>
-      </w:r>
-      <w:r>
-        <w:br/>
-      </w:r>
-      <w:r>
-        <w:rPr>
-          <w:rStyle w:val="NormalTok"/>
-        </w:rPr>
-        <w:t xml:space="preserve">      I_SNOW_ICE </w:t>
-      </w:r>
-      <w:r>
-        <w:rPr>
-          <w:rStyle w:val="SpecialCharTok"/>
-        </w:rPr>
-        <w:t xml:space="preserve">==</w:t>
-      </w:r>
-      <w:r>
-        <w:rPr>
-          <w:rStyle w:val="NormalTok"/>
-        </w:rPr>
-        <w:t xml:space="preserve"> </w:t>
-      </w:r>
-      <w:r>
-        <w:rPr>
-          <w:rStyle w:val="DecValTok"/>
-        </w:rPr>
-        <w:t xml:space="preserve">1</w:t>
-      </w:r>
-      <w:r>
-        <w:rPr>
-          <w:rStyle w:val="NormalTok"/>
-        </w:rPr>
-        <w:t xml:space="preserve"> </w:t>
-      </w:r>
-      <w:r>
-        <w:rPr>
-          <w:rStyle w:val="SpecialCharTok"/>
-        </w:rPr>
-        <w:t xml:space="preserve">~</w:t>
-      </w:r>
-      <w:r>
-        <w:rPr>
-          <w:rStyle w:val="NormalTok"/>
-        </w:rPr>
-        <w:t xml:space="preserve"> PRCP,</w:t>
-      </w:r>
-      <w:r>
-        <w:br/>
-      </w:r>
-      <w:r>
-        <w:rPr>
-          <w:rStyle w:val="NormalTok"/>
-        </w:rPr>
-        <w:t xml:space="preserve">      </w:t>
-      </w:r>
-      <w:r>
-        <w:rPr>
-          <w:rStyle w:val="ConstantTok"/>
-        </w:rPr>
-        <w:t xml:space="preserve">TRUE</w:t>
-      </w:r>
-      <w:r>
-        <w:rPr>
-          <w:rStyle w:val="NormalTok"/>
-        </w:rPr>
-        <w:t xml:space="preserve">             </w:t>
-      </w:r>
-      <w:r>
-        <w:rPr>
-          <w:rStyle w:val="SpecialCharTok"/>
-        </w:rPr>
-        <w:t xml:space="preserve">~</w:t>
-      </w:r>
-      <w:r>
-        <w:rPr>
-          <w:rStyle w:val="NormalTok"/>
-        </w:rPr>
-        <w:t xml:space="preserve"> </w:t>
-      </w:r>
-      <w:r>
-        <w:rPr>
-          <w:rStyle w:val="ConstantTok"/>
-        </w:rPr>
-        <w:t xml:space="preserve">NA</w:t>
-      </w:r>
-      <w:r>
-        <w:br/>
-      </w:r>
-      <w:r>
-        <w:rPr>
-          <w:rStyle w:val="NormalTok"/>
-        </w:rPr>
-        <w:t xml:space="preserve">    )</w:t>
-      </w:r>
-      <w:r>
-        <w:br/>
-      </w:r>
-      <w:r>
-        <w:rPr>
-          <w:rStyle w:val="NormalTok"/>
-        </w:rPr>
-        <w:t xml:space="preserve">  ) </w:t>
-      </w:r>
-      <w:r>
-        <w:rPr>
-          <w:rStyle w:val="SpecialCharTok"/>
-        </w:rPr>
-        <w:t xml:space="preserve">%&gt;%</w:t>
-      </w:r>
-      <w:r>
-        <w:br/>
-      </w:r>
-      <w:r>
-        <w:rPr>
-          <w:rStyle w:val="NormalTok"/>
-        </w:rPr>
-        <w:t xml:space="preserve">  </w:t>
-      </w:r>
-      <w:r>
-        <w:rPr>
-          <w:rStyle w:val="FunctionTok"/>
-        </w:rPr>
-        <w:t xml:space="preserve">mutate</w:t>
-      </w:r>
-      <w:r>
-        <w:rPr>
-          <w:rStyle w:val="NormalTok"/>
-        </w:rPr>
-        <w:t xml:space="preserve">(</w:t>
-      </w:r>
-      <w:r>
-        <w:rPr>
-          <w:rStyle w:val="AttributeTok"/>
-        </w:rPr>
-        <w:t xml:space="preserve">snow_mm =</w:t>
-      </w:r>
-      <w:r>
-        <w:rPr>
-          <w:rStyle w:val="NormalTok"/>
-        </w:rPr>
-        <w:t xml:space="preserve"> </w:t>
-      </w:r>
-      <w:r>
-        <w:rPr>
-          <w:rStyle w:val="FunctionTok"/>
-        </w:rPr>
-        <w:t xml:space="preserve">ifelse</w:t>
-      </w:r>
-      <w:r>
-        <w:rPr>
-          <w:rStyle w:val="NormalTok"/>
-        </w:rPr>
-        <w:t xml:space="preserve">(snow_mm </w:t>
-      </w:r>
-      <w:r>
-        <w:rPr>
-          <w:rStyle w:val="SpecialCharTok"/>
-        </w:rPr>
-        <w:t xml:space="preserve">==</w:t>
-      </w:r>
-      <w:r>
-        <w:rPr>
-          <w:rStyle w:val="NormalTok"/>
-        </w:rPr>
-        <w:t xml:space="preserve"> </w:t>
-      </w:r>
-      <w:r>
-        <w:rPr>
-          <w:rStyle w:val="DecValTok"/>
-        </w:rPr>
-        <w:t xml:space="preserve">0</w:t>
-      </w:r>
-      <w:r>
-        <w:rPr>
-          <w:rStyle w:val="NormalTok"/>
-        </w:rPr>
-        <w:t xml:space="preserve">, </w:t>
-      </w:r>
-      <w:r>
-        <w:rPr>
-          <w:rStyle w:val="ConstantTok"/>
-        </w:rPr>
-        <w:t xml:space="preserve">NA</w:t>
-      </w:r>
-      <w:r>
-        <w:rPr>
-          <w:rStyle w:val="NormalTok"/>
-        </w:rPr>
-        <w:t xml:space="preserve">, snow_mm))</w:t>
-      </w:r>
-      <w:r>
-        <w:br/>
-      </w:r>
-      <w:r>
-        <w:br/>
-      </w:r>
-      <w:r>
-        <w:rPr>
-          <w:rStyle w:val="NormalTok"/>
-        </w:rPr>
-        <w:t xml:space="preserve">yearly_snow_df </w:t>
-      </w:r>
-      <w:r>
-        <w:rPr>
-          <w:rStyle w:val="OtherTok"/>
-        </w:rPr>
-        <w:t xml:space="preserve">&lt;-</w:t>
-      </w:r>
-      <w:r>
-        <w:rPr>
-          <w:rStyle w:val="NormalTok"/>
-        </w:rPr>
-        <w:t xml:space="preserve"> dlh_snow_df </w:t>
-      </w:r>
-      <w:r>
-        <w:rPr>
-          <w:rStyle w:val="SpecialCharTok"/>
-        </w:rPr>
-        <w:t xml:space="preserve">%&gt;%</w:t>
-      </w:r>
-      <w:r>
-        <w:br/>
-      </w:r>
-      <w:r>
-        <w:rPr>
-          <w:rStyle w:val="NormalTok"/>
-        </w:rPr>
-        <w:t xml:space="preserve">  </w:t>
-      </w:r>
-      <w:r>
-        <w:rPr>
-          <w:rStyle w:val="FunctionTok"/>
-        </w:rPr>
-        <w:t xml:space="preserve">group_by</w:t>
-      </w:r>
-      <w:r>
-        <w:rPr>
-          <w:rStyle w:val="NormalTok"/>
-        </w:rPr>
-        <w:t xml:space="preserve">(YEAR) </w:t>
-      </w:r>
-      <w:r>
-        <w:rPr>
-          <w:rStyle w:val="SpecialCharTok"/>
-        </w:rPr>
-        <w:t xml:space="preserve">%&gt;%</w:t>
-      </w:r>
-      <w:r>
-        <w:br/>
-      </w:r>
-      <w:r>
-        <w:rPr>
-          <w:rStyle w:val="NormalTok"/>
-        </w:rPr>
-        <w:t xml:space="preserve">  </w:t>
-      </w:r>
-      <w:r>
-        <w:rPr>
-          <w:rStyle w:val="FunctionTok"/>
-        </w:rPr>
-        <w:t xml:space="preserve">summarize</w:t>
-      </w:r>
-      <w:r>
-        <w:rPr>
-          <w:rStyle w:val="NormalTok"/>
-        </w:rPr>
-        <w:t xml:space="preserve">(</w:t>
-      </w:r>
-      <w:r>
-        <w:rPr>
-          <w:rStyle w:val="AttributeTok"/>
-        </w:rPr>
-        <w:t xml:space="preserve">sum_snow =</w:t>
-      </w:r>
-      <w:r>
-        <w:rPr>
-          <w:rStyle w:val="NormalTok"/>
-        </w:rPr>
-        <w:t xml:space="preserve"> </w:t>
-      </w:r>
-      <w:r>
-        <w:rPr>
-          <w:rStyle w:val="FunctionTok"/>
-        </w:rPr>
-        <w:t xml:space="preserve">sum</w:t>
-      </w:r>
-      <w:r>
-        <w:rPr>
-          <w:rStyle w:val="NormalTok"/>
-        </w:rPr>
-        <w:t xml:space="preserve">(snow_mm, </w:t>
-      </w:r>
-      <w:r>
-        <w:rPr>
-          <w:rStyle w:val="AttributeTok"/>
-        </w:rPr>
-        <w:t xml:space="preserve">na.rm =</w:t>
-      </w:r>
-      <w:r>
-        <w:rPr>
-          <w:rStyle w:val="NormalTok"/>
-        </w:rPr>
-        <w:t xml:space="preserve"> </w:t>
-      </w:r>
-      <w:r>
-        <w:rPr>
-          <w:rStyle w:val="ConstantTok"/>
-        </w:rPr>
-        <w:t xml:space="preserve">TRUE</w:t>
-      </w:r>
-      <w:r>
-        <w:rPr>
-          <w:rStyle w:val="NormalTok"/>
-        </w:rPr>
-        <w:t xml:space="preserve">))</w:t>
-      </w:r>
-      <w:r>
-        <w:br/>
-      </w:r>
-      <w:r>
-        <w:br/>
-      </w:r>
-      <w:r>
-        <w:rPr>
-          <w:rStyle w:val="NormalTok"/>
-        </w:rPr>
-        <w:t xml:space="preserve">yearly_snow_df </w:t>
-      </w:r>
-      <w:r>
-        <w:rPr>
-          <w:rStyle w:val="SpecialCharTok"/>
-        </w:rPr>
-        <w:t xml:space="preserve">%&gt;%</w:t>
-      </w:r>
-      <w:r>
-        <w:br/>
-      </w:r>
-      <w:r>
-        <w:rPr>
-          <w:rStyle w:val="NormalTok"/>
-        </w:rPr>
-        <w:t xml:space="preserve">  </w:t>
-      </w:r>
-      <w:r>
-        <w:rPr>
-          <w:rStyle w:val="FunctionTok"/>
-        </w:rPr>
-        <w:t xml:space="preserve">ggplot</w:t>
-      </w:r>
-      <w:r>
-        <w:rPr>
-          <w:rStyle w:val="NormalTok"/>
-        </w:rPr>
-        <w:t xml:space="preserve">(</w:t>
-      </w:r>
-      <w:r>
-        <w:rPr>
-          <w:rStyle w:val="FunctionTok"/>
-        </w:rPr>
-        <w:t xml:space="preserve">aes</w:t>
-      </w:r>
-      <w:r>
-        <w:rPr>
-          <w:rStyle w:val="NormalTok"/>
-        </w:rPr>
-        <w:t xml:space="preserve">(</w:t>
-      </w:r>
-      <w:r>
-        <w:rPr>
-          <w:rStyle w:val="AttributeTok"/>
-        </w:rPr>
-        <w:t xml:space="preserve">x =</w:t>
-      </w:r>
-      <w:r>
-        <w:rPr>
-          <w:rStyle w:val="NormalTok"/>
-        </w:rPr>
-        <w:t xml:space="preserve"> YEAR, </w:t>
-      </w:r>
-      <w:r>
-        <w:rPr>
-          <w:rStyle w:val="AttributeTok"/>
-        </w:rPr>
-        <w:t xml:space="preserve">y =</w:t>
-      </w:r>
-      <w:r>
-        <w:rPr>
-          <w:rStyle w:val="NormalTok"/>
-        </w:rPr>
-        <w:t xml:space="preserve"> sum_snow)) </w:t>
-      </w:r>
-      <w:r>
-        <w:rPr>
-          <w:rStyle w:val="SpecialCharTok"/>
-        </w:rPr>
-        <w:t xml:space="preserve">+</w:t>
-      </w:r>
-      <w:r>
-        <w:br/>
-      </w:r>
-      <w:r>
-        <w:rPr>
-          <w:rStyle w:val="NormalTok"/>
-        </w:rPr>
-        <w:t xml:space="preserve">  </w:t>
-      </w:r>
-      <w:r>
-        <w:rPr>
-          <w:rStyle w:val="FunctionTok"/>
-        </w:rPr>
-        <w:t xml:space="preserve">geom_point</w:t>
-      </w:r>
-      <w:r>
-        <w:rPr>
-          <w:rStyle w:val="NormalTok"/>
-        </w:rPr>
-        <w:t xml:space="preserve">() </w:t>
-      </w:r>
-      <w:r>
-        <w:rPr>
-          <w:rStyle w:val="SpecialCharTok"/>
-        </w:rPr>
-        <w:t xml:space="preserve">+</w:t>
-      </w:r>
-      <w:r>
-        <w:br/>
-      </w:r>
-      <w:r>
-        <w:rPr>
-          <w:rStyle w:val="NormalTok"/>
-        </w:rPr>
-        <w:t xml:space="preserve">  </w:t>
-      </w:r>
-      <w:r>
-        <w:rPr>
-          <w:rStyle w:val="FunctionTok"/>
-        </w:rPr>
-        <w:t xml:space="preserve">geom_line</w:t>
-      </w:r>
-      <w:r>
-        <w:rPr>
-          <w:rStyle w:val="NormalTok"/>
-        </w:rPr>
-        <w:t xml:space="preserve">() </w:t>
-      </w:r>
-      <w:r>
-        <w:rPr>
-          <w:rStyle w:val="SpecialCharTok"/>
-        </w:rPr>
-        <w:t xml:space="preserve">+</w:t>
-      </w:r>
-      <w:r>
-        <w:br/>
-      </w:r>
-      <w:r>
-        <w:rPr>
-          <w:rStyle w:val="NormalTok"/>
-        </w:rPr>
-        <w:t xml:space="preserve">  </w:t>
-      </w:r>
-      <w:r>
-        <w:rPr>
-          <w:rStyle w:val="FunctionTok"/>
-        </w:rPr>
-        <w:t xml:space="preserve">geom_smooth</w:t>
-      </w:r>
-      <w:r>
-        <w:rPr>
-          <w:rStyle w:val="NormalTok"/>
-        </w:rPr>
-        <w:t xml:space="preserve">(</w:t>
-      </w:r>
-      <w:r>
-        <w:rPr>
-          <w:rStyle w:val="AttributeTok"/>
-        </w:rPr>
-        <w:t xml:space="preserve">method =</w:t>
-      </w:r>
-      <w:r>
-        <w:rPr>
-          <w:rStyle w:val="NormalTok"/>
-        </w:rPr>
-        <w:t xml:space="preserve"> </w:t>
-      </w:r>
-      <w:r>
-        <w:rPr>
-          <w:rStyle w:val="StringTok"/>
-        </w:rPr>
-        <w:t xml:space="preserve">"lm"</w:t>
-      </w:r>
-      <w:r>
-        <w:rPr>
-          <w:rStyle w:val="NormalTok"/>
-        </w:rPr>
-        <w:t xml:space="preserve">) </w:t>
-      </w:r>
-      <w:r>
-        <w:rPr>
-          <w:rStyle w:val="SpecialCharTok"/>
-        </w:rPr>
-        <w:t xml:space="preserve">+</w:t>
-      </w:r>
-      <w:r>
-        <w:br/>
-      </w:r>
-      <w:r>
-        <w:rPr>
-          <w:rStyle w:val="NormalTok"/>
-        </w:rPr>
-        <w:t xml:space="preserve">  </w:t>
-      </w:r>
-      <w:r>
-        <w:rPr>
-          <w:rStyle w:val="FunctionTok"/>
-        </w:rPr>
-        <w:t xml:space="preserve">labs</w:t>
-      </w:r>
-      <w:r>
-        <w:rPr>
-          <w:rStyle w:val="NormalTok"/>
-        </w:rPr>
-        <w:t xml:space="preserve">(</w:t>
-      </w:r>
-      <w:r>
-        <w:rPr>
-          <w:rStyle w:val="AttributeTok"/>
-        </w:rPr>
-        <w:t xml:space="preserve">x =</w:t>
-      </w:r>
-      <w:r>
-        <w:rPr>
-          <w:rStyle w:val="NormalTok"/>
-        </w:rPr>
-        <w:t xml:space="preserve"> </w:t>
-      </w:r>
-      <w:r>
-        <w:rPr>
-          <w:rStyle w:val="StringTok"/>
-        </w:rPr>
-        <w:t xml:space="preserve">"Year"</w:t>
-      </w:r>
-      <w:r>
-        <w:rPr>
-          <w:rStyle w:val="NormalTok"/>
-        </w:rPr>
-        <w:t xml:space="preserve">, </w:t>
-      </w:r>
-      <w:r>
-        <w:rPr>
-          <w:rStyle w:val="AttributeTok"/>
-        </w:rPr>
-        <w:t xml:space="preserve">y =</w:t>
-      </w:r>
-      <w:r>
-        <w:rPr>
-          <w:rStyle w:val="NormalTok"/>
-        </w:rPr>
-        <w:t xml:space="preserve"> </w:t>
-      </w:r>
-      <w:r>
-        <w:rPr>
-          <w:rStyle w:val="StringTok"/>
-        </w:rPr>
-        <w:t xml:space="preserve">"Total Yearly Snow (mm)"</w:t>
-      </w:r>
-      <w:r>
-        <w:rPr>
-          <w:rStyle w:val="NormalTok"/>
-        </w:rPr>
-        <w:t xml:space="preserve">) </w:t>
-      </w:r>
-      <w:r>
-        <w:rPr>
-          <w:rStyle w:val="SpecialCharTok"/>
-        </w:rPr>
-        <w:t xml:space="preserve">+</w:t>
-      </w:r>
-      <w:r>
-        <w:br/>
-      </w:r>
-      <w:r>
-        <w:rPr>
-          <w:rStyle w:val="NormalTok"/>
-        </w:rPr>
-        <w:t xml:space="preserve">  </w:t>
-      </w:r>
-      <w:r>
-        <w:rPr>
-          <w:rStyle w:val="FunctionTok"/>
-        </w:rPr>
-        <w:t xml:space="preserve">theme_minimal</w:t>
-      </w:r>
-      <w:r>
-        <w:rPr>
-          <w:rStyle w:val="NormalTok"/>
-        </w:rPr>
-        <w:t xml:space="preserve">()</w:t>
-      </w:r>
-    </w:p>
-    <w:p>
-      <w:pPr>
-        <w:pStyle w:val="FirstParagraph"/>
-      </w:pPr>
-      <w:r>
-        <w:t xml:space="preserve">✏️</w:t>
-      </w:r>
-      <w:r>
-        <w:t xml:space="preserve"> </w:t>
-      </w:r>
-      <w:r>
-        <w:rPr>
-          <w:b/>
-          <w:bCs/>
-        </w:rPr>
-        <w:t xml:space="preserve">Your turn:</w:t>
-      </w:r>
-      <w:r>
-        <w:t xml:space="preserve"> </w:t>
-      </w:r>
-      <w:r>
-        <w:t xml:space="preserve">Has total yearly snowfall changed over time the same way temperature has? Why might these two trends differ?</w:t>
-      </w:r>
-    </w:p>
-    <w:p>
-      <w:pPr>
-        <w:pStyle w:val="SourceCode"/>
-      </w:pPr>
-      <w:r>
-        <w:rPr>
-          <w:rStyle w:val="VerbatimChar"/>
-        </w:rPr>
-        <w:t xml:space="preserve">Your answer:</w:t>
-      </w:r>
-    </w:p>
-    <w:p>
-      <w:r>
-        <w:pict>
-          <v:rect style="width:0;height:1.5pt" o:hralign="center" o:hrstd="t" o:hr="t"/>
-        </w:pict>
-      </w:r>
-    </w:p>
-    <w:bookmarkEnd w:id="35"/>
-    <w:bookmarkEnd w:id="36"/>
-    <w:bookmarkStart w:id="37" w:name="X830e6a044a2386a1afccbb783a0eef91d101e86"/>
-    <w:p>
-      <w:pPr>
-        <w:pStyle w:val="Heading1"/>
-      </w:pPr>
-      <w:r>
-        <w:t xml:space="preserve">What your</w:t>
-      </w:r>
-      <w:r>
-        <w:t xml:space="preserve"> </w:t>
-      </w:r>
-      <w:r>
-        <w:rPr>
-          <w:rStyle w:val="VerbatimChar"/>
-        </w:rPr>
-        <w:t xml:space="preserve">figures/</w:t>
-      </w:r>
-      <w:r>
-        <w:t xml:space="preserve"> </w:t>
-      </w:r>
-      <w:r>
-        <w:t xml:space="preserve">folder should contain after this worksheet</w:t>
-      </w:r>
-    </w:p>
-    <w:p>
-      <w:pPr>
-        <w:pStyle w:val="SourceCode"/>
-      </w:pPr>
-      <w:r>
-        <w:rPr>
-          <w:rStyle w:val="VerbatimChar"/>
-        </w:rPr>
-        <w:t xml:space="preserve">figures/</w:t>
-      </w:r>
-      <w:r>
-        <w:br/>
-      </w:r>
-      <w:r>
-        <w:rPr>
-          <w:rStyle w:val="VerbatimChar"/>
-        </w:rPr>
-        <w:t xml:space="preserve">├── raw_temp_plot.png        ← from Part 3</w:t>
-      </w:r>
-      <w:r>
-        <w:br/>
-      </w:r>
-      <w:r>
-        <w:rPr>
-          <w:rStyle w:val="VerbatimChar"/>
-        </w:rPr>
-        <w:t xml:space="preserve">├── month_temp_plot.png      ← from Part 4</w:t>
-      </w:r>
-      <w:r>
-        <w:br/>
-      </w:r>
-      <w:r>
-        <w:rPr>
-          <w:rStyle w:val="VerbatimChar"/>
-        </w:rPr>
-        <w:t xml:space="preserve">├── yearly_temp_plot.png     ← from Part 5</w:t>
-      </w:r>
-      <w:r>
-        <w:br/>
-      </w:r>
-      <w:r>
-        <w:rPr>
-          <w:rStyle w:val="VerbatimChar"/>
-        </w:rPr>
-        <w:t xml:space="preserve">├── season_temp_plot.png     ← from Part 9</w:t>
-      </w:r>
-    </w:p>
-    <w:p>
-      <w:r>
-        <w:pict>
-          <v:rect style="width:0;height:1.5pt" o:hralign="center" o:hrstd="t" o:hr="t"/>
-        </w:pict>
-      </w:r>
-    </w:p>
-    <w:bookmarkEnd w:id="37"/>
-    <w:bookmarkStart w:id="39" w:name="getting-unstuck"/>
-    <w:p>
-      <w:pPr>
-        <w:pStyle w:val="Heading1"/>
-      </w:pPr>
-      <w:r>
-        <w:t xml:space="preserve">Getting unstuck</w:t>
+        <w:t xml:space="preserve">.csv</w:t>
+      </w:r>
+      <w:r>
+        <w:t xml:space="preserve"> </w:t>
+      </w:r>
+      <w:r>
+        <w:t xml:space="preserve">backup.</w:t>
       </w:r>
     </w:p>
     <w:p>
@@ -8320,7 +8334,7 @@
         <w:pStyle w:val="Compact"/>
         <w:numPr>
           <w:ilvl w:val="0"/>
-          <w:numId w:val="1015"/>
+          <w:numId w:val="1014"/>
         </w:numPr>
       </w:pPr>
       <w:r>
@@ -8329,7 +8343,7 @@
           <w:b/>
           <w:bCs/>
         </w:rPr>
-        <w:t xml:space="preserve">get_GSOD()</w:t>
+        <w:t xml:space="preserve">select()</w:t>
       </w:r>
       <w:r>
         <w:rPr>
@@ -8343,13 +8357,13 @@
           <w:b/>
           <w:bCs/>
         </w:rPr>
-        <w:t xml:space="preserve">taking forever / failing:</w:t>
-      </w:r>
-      <w:r>
-        <w:t xml:space="preserve"> </w:t>
-      </w:r>
-      <w:r>
-        <w:t xml:space="preserve">check your internet connection — this function reaches out to NOAA’s servers. If it keeps failing, ask for the saved</w:t>
+        <w:t xml:space="preserve">error — object not found:</w:t>
+      </w:r>
+      <w:r>
+        <w:t xml:space="preserve"> </w:t>
+      </w:r>
+      <w:r>
+        <w:t xml:space="preserve">run</w:t>
       </w:r>
       <w:r>
         <w:t xml:space="preserve"> </w:t>
@@ -8358,13 +8372,34 @@
         <w:rPr>
           <w:rStyle w:val="VerbatimChar"/>
         </w:rPr>
-        <w:t xml:space="preserve">.csv</w:t>
-      </w:r>
-      <w:r>
-        <w:t xml:space="preserve"> </w:t>
-      </w:r>
-      <w:r>
-        <w:t xml:space="preserve">backup.</w:t>
+        <w:t xml:space="preserve">names(duluth_df)</w:t>
+      </w:r>
+      <w:r>
+        <w:t xml:space="preserve"> </w:t>
+      </w:r>
+      <w:r>
+        <w:t xml:space="preserve">first to confirm exact column names; capitalization matters (</w:t>
+      </w:r>
+      <w:r>
+        <w:rPr>
+          <w:rStyle w:val="VerbatimChar"/>
+        </w:rPr>
+        <w:t xml:space="preserve">TEMP</w:t>
+      </w:r>
+      <w:r>
+        <w:t xml:space="preserve">, not</w:t>
+      </w:r>
+      <w:r>
+        <w:t xml:space="preserve"> </w:t>
+      </w:r>
+      <w:r>
+        <w:rPr>
+          <w:rStyle w:val="VerbatimChar"/>
+        </w:rPr>
+        <w:t xml:space="preserve">temp</w:t>
+      </w:r>
+      <w:r>
+        <w:t xml:space="preserve">).</w:t>
       </w:r>
     </w:p>
     <w:p>
@@ -8372,7 +8407,7 @@
         <w:pStyle w:val="Compact"/>
         <w:numPr>
           <w:ilvl w:val="0"/>
-          <w:numId w:val="1015"/>
+          <w:numId w:val="1014"/>
         </w:numPr>
       </w:pPr>
       <w:r>
@@ -8381,7 +8416,7 @@
           <w:b/>
           <w:bCs/>
         </w:rPr>
-        <w:t xml:space="preserve">select()</w:t>
+        <w:t xml:space="preserve">case_when()</w:t>
       </w:r>
       <w:r>
         <w:rPr>
@@ -8395,49 +8430,74 @@
           <w:b/>
           <w:bCs/>
         </w:rPr>
-        <w:t xml:space="preserve">error — object not found:</w:t>
-      </w:r>
-      <w:r>
-        <w:t xml:space="preserve"> </w:t>
-      </w:r>
-      <w:r>
-        <w:t xml:space="preserve">run</w:t>
-      </w:r>
-      <w:r>
+        <w:t xml:space="preserve">returns all</w:t>
+      </w:r>
+      <w:r>
+        <w:rPr>
+          <w:b/>
+          <w:bCs/>
+        </w:rPr>
         <w:t xml:space="preserve"> </w:t>
       </w:r>
       <w:r>
         <w:rPr>
           <w:rStyle w:val="VerbatimChar"/>
-        </w:rPr>
-        <w:t xml:space="preserve">names(duluth_df)</w:t>
-      </w:r>
-      <w:r>
-        <w:t xml:space="preserve"> </w:t>
-      </w:r>
-      <w:r>
-        <w:t xml:space="preserve">first to confirm exact column names; capitalization matters (</w:t>
+          <w:b/>
+          <w:bCs/>
+        </w:rPr>
+        <w:t xml:space="preserve">NA</w:t>
+      </w:r>
+      <w:r>
+        <w:rPr>
+          <w:b/>
+          <w:bCs/>
+        </w:rPr>
+        <w:t xml:space="preserve">:</w:t>
+      </w:r>
+      <w:r>
+        <w:t xml:space="preserve"> </w:t>
+      </w:r>
+      <w:r>
+        <w:t xml:space="preserve">check that your conditions use</w:t>
+      </w:r>
+      <w:r>
+        <w:t xml:space="preserve"> </w:t>
       </w:r>
       <w:r>
         <w:rPr>
           <w:rStyle w:val="VerbatimChar"/>
         </w:rPr>
-        <w:t xml:space="preserve">TEMP</w:t>
-      </w:r>
-      <w:r>
-        <w:t xml:space="preserve">, not</w:t>
-      </w:r>
-      <w:r>
-        <w:t xml:space="preserve"> </w:t>
+        <w:t xml:space="preserve">%in%</w:t>
+      </w:r>
+      <w:r>
+        <w:t xml:space="preserve"> </w:t>
+      </w:r>
+      <w:r>
+        <w:t xml:space="preserve">for multiple values (</w:t>
       </w:r>
       <w:r>
         <w:rPr>
           <w:rStyle w:val="VerbatimChar"/>
         </w:rPr>
-        <w:t xml:space="preserve">temp</w:t>
-      </w:r>
-      <w:r>
-        <w:t xml:space="preserve">).</w:t>
+        <w:t xml:space="preserve">MONTH %in% c(6,7,8)</w:t>
+      </w:r>
+      <w:r>
+        <w:t xml:space="preserve">), not</w:t>
+      </w:r>
+      <w:r>
+        <w:t xml:space="preserve"> </w:t>
+      </w:r>
+      <w:r>
+        <w:rPr>
+          <w:rStyle w:val="VerbatimChar"/>
+        </w:rPr>
+        <w:t xml:space="preserve">==</w:t>
+      </w:r>
+      <w:r>
+        <w:t xml:space="preserve"> </w:t>
+      </w:r>
+      <w:r>
+        <w:t xml:space="preserve">with a vector.</w:t>
       </w:r>
     </w:p>
     <w:p>
@@ -8445,7 +8505,7 @@
         <w:pStyle w:val="Compact"/>
         <w:numPr>
           <w:ilvl w:val="0"/>
-          <w:numId w:val="1015"/>
+          <w:numId w:val="1014"/>
         </w:numPr>
       </w:pPr>
       <w:r>
@@ -8454,7 +8514,7 @@
           <w:b/>
           <w:bCs/>
         </w:rPr>
-        <w:t xml:space="preserve">case_when()</w:t>
+        <w:t xml:space="preserve">group_by()</w:t>
       </w:r>
       <w:r>
         <w:rPr>
@@ -8468,74 +8528,28 @@
           <w:b/>
           <w:bCs/>
         </w:rPr>
-        <w:t xml:space="preserve">returns all</w:t>
-      </w:r>
-      <w:r>
-        <w:rPr>
-          <w:b/>
-          <w:bCs/>
-        </w:rPr>
+        <w:t xml:space="preserve">summary looks wrong:</w:t>
+      </w:r>
+      <w:r>
+        <w:t xml:space="preserve"> </w:t>
+      </w:r>
+      <w:r>
+        <w:t xml:space="preserve">always check with</w:t>
+      </w:r>
+      <w:r>
         <w:t xml:space="preserve"> </w:t>
       </w:r>
       <w:r>
         <w:rPr>
           <w:rStyle w:val="VerbatimChar"/>
-          <w:b/>
-          <w:bCs/>
-        </w:rPr>
-        <w:t xml:space="preserve">NA</w:t>
-      </w:r>
-      <w:r>
-        <w:rPr>
-          <w:b/>
-          <w:bCs/>
-        </w:rPr>
-        <w:t xml:space="preserve">:</w:t>
-      </w:r>
-      <w:r>
-        <w:t xml:space="preserve"> </w:t>
-      </w:r>
-      <w:r>
-        <w:t xml:space="preserve">check that your conditions use</w:t>
-      </w:r>
-      <w:r>
-        <w:t xml:space="preserve"> </w:t>
-      </w:r>
-      <w:r>
-        <w:rPr>
-          <w:rStyle w:val="VerbatimChar"/>
-        </w:rPr>
-        <w:t xml:space="preserve">%in%</w:t>
-      </w:r>
-      <w:r>
-        <w:t xml:space="preserve"> </w:t>
-      </w:r>
-      <w:r>
-        <w:t xml:space="preserve">for multiple values (</w:t>
-      </w:r>
-      <w:r>
-        <w:rPr>
-          <w:rStyle w:val="VerbatimChar"/>
-        </w:rPr>
-        <w:t xml:space="preserve">MONTH %in% c(6,7,8)</w:t>
-      </w:r>
-      <w:r>
-        <w:t xml:space="preserve">), not</w:t>
-      </w:r>
-      <w:r>
-        <w:t xml:space="preserve"> </w:t>
-      </w:r>
-      <w:r>
-        <w:rPr>
-          <w:rStyle w:val="VerbatimChar"/>
-        </w:rPr>
-        <w:t xml:space="preserve">==</w:t>
-      </w:r>
-      <w:r>
-        <w:t xml:space="preserve"> </w:t>
-      </w:r>
-      <w:r>
-        <w:t xml:space="preserve">with a vector.</w:t>
+        </w:rPr>
+        <w:t xml:space="preserve">head()</w:t>
+      </w:r>
+      <w:r>
+        <w:t xml:space="preserve"> </w:t>
+      </w:r>
+      <w:r>
+        <w:t xml:space="preserve">immediately after summarizing — did you group by the right combination of variables?</w:t>
       </w:r>
     </w:p>
     <w:p>
@@ -8543,36 +8557,21 @@
         <w:pStyle w:val="Compact"/>
         <w:numPr>
           <w:ilvl w:val="0"/>
-          <w:numId w:val="1015"/>
+          <w:numId w:val="1014"/>
         </w:numPr>
       </w:pPr>
       <w:r>
         <w:rPr>
-          <w:rStyle w:val="VerbatimChar"/>
           <w:b/>
           <w:bCs/>
         </w:rPr>
-        <w:t xml:space="preserve">group_by()</w:t>
-      </w:r>
-      <w:r>
-        <w:rPr>
-          <w:b/>
-          <w:bCs/>
-        </w:rPr>
-        <w:t xml:space="preserve"> </w:t>
-      </w:r>
-      <w:r>
-        <w:rPr>
-          <w:b/>
-          <w:bCs/>
-        </w:rPr>
-        <w:t xml:space="preserve">summary looks wrong:</w:t>
-      </w:r>
-      <w:r>
-        <w:t xml:space="preserve"> </w:t>
-      </w:r>
-      <w:r>
-        <w:t xml:space="preserve">always check with</w:t>
+        <w:t xml:space="preserve">Plot legend missing or wrong colors:</w:t>
+      </w:r>
+      <w:r>
+        <w:t xml:space="preserve"> </w:t>
+      </w:r>
+      <w:r>
+        <w:t xml:space="preserve">confirm</w:t>
       </w:r>
       <w:r>
         <w:t xml:space="preserve"> </w:t>
@@ -8581,13 +8580,76 @@
         <w:rPr>
           <w:rStyle w:val="VerbatimChar"/>
         </w:rPr>
-        <w:t xml:space="preserve">head()</w:t>
-      </w:r>
-      <w:r>
-        <w:t xml:space="preserve"> </w:t>
-      </w:r>
-      <w:r>
-        <w:t xml:space="preserve">immediately after summarizing — did you group by the right combination of variables?</w:t>
+        <w:t xml:space="preserve">color = season</w:t>
+      </w:r>
+      <w:r>
+        <w:t xml:space="preserve"> </w:t>
+      </w:r>
+      <w:r>
+        <w:t xml:space="preserve">is inside</w:t>
+      </w:r>
+      <w:r>
+        <w:t xml:space="preserve"> </w:t>
+      </w:r>
+      <w:r>
+        <w:rPr>
+          <w:rStyle w:val="VerbatimChar"/>
+        </w:rPr>
+        <w:t xml:space="preserve">aes()</w:t>
+      </w:r>
+      <w:r>
+        <w:t xml:space="preserve">, and that</w:t>
+      </w:r>
+      <w:r>
+        <w:t xml:space="preserve"> </w:t>
+      </w:r>
+      <w:r>
+        <w:rPr>
+          <w:rStyle w:val="VerbatimChar"/>
+        </w:rPr>
+        <w:t xml:space="preserve">scale_color_manual()</w:t>
+      </w:r>
+      <w:r>
+        <w:t xml:space="preserve"> </w:t>
+      </w:r>
+      <w:r>
+        <w:t xml:space="preserve">values exactly match your</w:t>
+      </w:r>
+      <w:r>
+        <w:t xml:space="preserve"> </w:t>
+      </w:r>
+      <w:r>
+        <w:rPr>
+          <w:rStyle w:val="VerbatimChar"/>
+        </w:rPr>
+        <w:t xml:space="preserve">case_when()</w:t>
+      </w:r>
+      <w:r>
+        <w:t xml:space="preserve"> </w:t>
+      </w:r>
+      <w:r>
+        <w:t xml:space="preserve">labels (</w:t>
+      </w:r>
+      <w:r>
+        <w:rPr>
+          <w:rStyle w:val="VerbatimChar"/>
+        </w:rPr>
+        <w:t xml:space="preserve">"summer"</w:t>
+      </w:r>
+      <w:r>
+        <w:t xml:space="preserve">,</w:t>
+      </w:r>
+      <w:r>
+        <w:t xml:space="preserve"> </w:t>
+      </w:r>
+      <w:r>
+        <w:rPr>
+          <w:rStyle w:val="VerbatimChar"/>
+        </w:rPr>
+        <w:t xml:space="preserve">"winter"</w:t>
+      </w:r>
+      <w:r>
+        <w:t xml:space="preserve">).</w:t>
       </w:r>
     </w:p>
     <w:p>
@@ -8595,107 +8657,7 @@
         <w:pStyle w:val="Compact"/>
         <w:numPr>
           <w:ilvl w:val="0"/>
-          <w:numId w:val="1015"/>
-        </w:numPr>
-      </w:pPr>
-      <w:r>
-        <w:rPr>
-          <w:b/>
-          <w:bCs/>
-        </w:rPr>
-        <w:t xml:space="preserve">Plot legend missing or wrong colors:</w:t>
-      </w:r>
-      <w:r>
-        <w:t xml:space="preserve"> </w:t>
-      </w:r>
-      <w:r>
-        <w:t xml:space="preserve">confirm</w:t>
-      </w:r>
-      <w:r>
-        <w:t xml:space="preserve"> </w:t>
-      </w:r>
-      <w:r>
-        <w:rPr>
-          <w:rStyle w:val="VerbatimChar"/>
-        </w:rPr>
-        <w:t xml:space="preserve">color = season</w:t>
-      </w:r>
-      <w:r>
-        <w:t xml:space="preserve"> </w:t>
-      </w:r>
-      <w:r>
-        <w:t xml:space="preserve">is inside</w:t>
-      </w:r>
-      <w:r>
-        <w:t xml:space="preserve"> </w:t>
-      </w:r>
-      <w:r>
-        <w:rPr>
-          <w:rStyle w:val="VerbatimChar"/>
-        </w:rPr>
-        <w:t xml:space="preserve">aes()</w:t>
-      </w:r>
-      <w:r>
-        <w:t xml:space="preserve">, and that</w:t>
-      </w:r>
-      <w:r>
-        <w:t xml:space="preserve"> </w:t>
-      </w:r>
-      <w:r>
-        <w:rPr>
-          <w:rStyle w:val="VerbatimChar"/>
-        </w:rPr>
-        <w:t xml:space="preserve">scale_color_manual()</w:t>
-      </w:r>
-      <w:r>
-        <w:t xml:space="preserve"> </w:t>
-      </w:r>
-      <w:r>
-        <w:t xml:space="preserve">values exactly match your</w:t>
-      </w:r>
-      <w:r>
-        <w:t xml:space="preserve"> </w:t>
-      </w:r>
-      <w:r>
-        <w:rPr>
-          <w:rStyle w:val="VerbatimChar"/>
-        </w:rPr>
-        <w:t xml:space="preserve">case_when()</w:t>
-      </w:r>
-      <w:r>
-        <w:t xml:space="preserve"> </w:t>
-      </w:r>
-      <w:r>
-        <w:t xml:space="preserve">labels (</w:t>
-      </w:r>
-      <w:r>
-        <w:rPr>
-          <w:rStyle w:val="VerbatimChar"/>
-        </w:rPr>
-        <w:t xml:space="preserve">"summer"</w:t>
-      </w:r>
-      <w:r>
-        <w:t xml:space="preserve">,</w:t>
-      </w:r>
-      <w:r>
-        <w:t xml:space="preserve"> </w:t>
-      </w:r>
-      <w:r>
-        <w:rPr>
-          <w:rStyle w:val="VerbatimChar"/>
-        </w:rPr>
-        <w:t xml:space="preserve">"winter"</w:t>
-      </w:r>
-      <w:r>
-        <w:t xml:space="preserve">).</w:t>
-      </w:r>
-    </w:p>
-    <w:p>
-      <w:pPr>
-        <w:pStyle w:val="Compact"/>
-        <w:numPr>
-          <w:ilvl w:val="0"/>
-          <w:numId w:val="1015"/>
+          <w:numId w:val="1014"/>
         </w:numPr>
       </w:pPr>
       <w:r>
@@ -8744,7 +8706,7 @@
         <w:t xml:space="preserve"> </w:t>
       </w:r>
       <w:r>
-        <w:t xml:space="preserve">Every dataset you’ll ever download from NOAA, eBird, or any other public source will need this same workflow — download → trim → explore raw → summarize → model. You now have it.</w:t>
+        <w:t xml:space="preserve">Notice you never opened Excel for any of this — download, trim, plot, summarize, and model all happened inside the same R session. That’s the habit worth keeping for your final project, whatever data source you end up pulling from.</w:t>
       </w:r>
     </w:p>
     <w:p>
@@ -9188,7 +9150,7 @@
     <w:abstractNumId w:val="991"/>
   </w:num>
   <w:num w:numId="1006">
-    <w:abstractNumId w:val="991"/>
+    <w:abstractNumId w:val="992"/>
   </w:num>
   <w:num w:numId="1007">
     <w:abstractNumId w:val="992"/>
@@ -9212,9 +9174,6 @@
     <w:abstractNumId w:val="992"/>
   </w:num>
   <w:num w:numId="1014">
-    <w:abstractNumId w:val="992"/>
-  </w:num>
-  <w:num w:numId="1015">
     <w:abstractNumId w:val="99411"/>
     <w:lvlOverride w:ilvl="0">
       <w:startOverride w:val="1"/>

--- a/docs/content/weather/weather_activity.docx
+++ b/docs/content/weather/weather_activity.docx
@@ -8268,13 +8268,514 @@
       </w:r>
     </w:p>
     <w:bookmarkEnd w:id="37"/>
-    <w:bookmarkStart w:id="39" w:name="getting-unstuck"/>
+    <w:bookmarkStart w:id="44" w:name="extension-out-of-class-3040-min"/>
     <w:p>
       <w:pPr>
         <w:pStyle w:val="Heading1"/>
       </w:pPr>
       <w:r>
-        <w:t xml:space="preserve">Getting unstuck</w:t>
+        <w:t xml:space="preserve">Extension — out of class (~30–40 min)</w:t>
+      </w:r>
+    </w:p>
+    <w:p>
+      <w:pPr>
+        <w:pStyle w:val="FirstParagraph"/>
+      </w:pPr>
+      <w:r>
+        <w:rPr>
+          <w:i/>
+          <w:iCs/>
+        </w:rPr>
+        <w:t xml:space="preserve">Turn this in with your worksheet. You measured Duluth’s warming rate. Now run</w:t>
+      </w:r>
+      <w:r>
+        <w:rPr>
+          <w:i/>
+          <w:iCs/>
+        </w:rPr>
+        <w:t xml:space="preserve"> </w:t>
+      </w:r>
+      <w:r>
+        <w:rPr>
+          <w:i/>
+          <w:iCs/>
+        </w:rPr>
+        <w:t xml:space="preserve">the same workflow for a</w:t>
+      </w:r>
+      <w:r>
+        <w:rPr>
+          <w:i/>
+          <w:iCs/>
+        </w:rPr>
+        <w:t xml:space="preserve"> </w:t>
+      </w:r>
+      <w:r>
+        <w:rPr>
+          <w:b/>
+          <w:bCs/>
+          <w:i/>
+          <w:iCs/>
+        </w:rPr>
+        <w:t xml:space="preserve">city you pick</w:t>
+      </w:r>
+      <w:r>
+        <w:rPr>
+          <w:i/>
+          <w:iCs/>
+        </w:rPr>
+        <w:t xml:space="preserve"> </w:t>
+      </w:r>
+      <w:r>
+        <w:rPr>
+          <w:i/>
+          <w:iCs/>
+        </w:rPr>
+        <w:t xml:space="preserve">and compare.</w:t>
+      </w:r>
+    </w:p>
+    <w:tbl>
+      <w:tblPr>
+        <w:tblStyle w:val="Table"/>
+        <w:tblLook w:firstRow="0" w:lastRow="0" w:firstColumn="0" w:lastColumn="0" w:noHBand="0" w:noVBand="0" w:val="0000"/>
+        <w:tblBorders>
+          <w:top w:val="single" w:sz="4" w:space="0" w:color="CC1914"/>
+          <w:left w:val="single" w:sz="24" w:space="0" w:color="CC1914"/>
+          <w:bottom w:val="single" w:sz="4" w:space="0" w:color="CC1914"/>
+          <w:right w:val="single" w:sz="4" w:space="0" w:color="CC1914"/>
+        </w:tblBorders>
+        <w:tblCellMar>
+          <w:left w:w="144" w:type="dxa"/>
+          <w:right w:w="144" w:type="dxa"/>
+        </w:tblCellMar>
+        <w:tblLook w:firstRow="0" w:lastRow="0" w:firstColumn="0" w:lastColumn="0" w:noHBand="0" w:noVBand="0" w:val="0000"/>
+      </w:tblPr>
+      <w:tr>
+        <w:trPr>
+          <w:cantSplit/>
+        </w:trPr>
+        <w:tc>
+          <w:tcPr>
+            <w:shd w:color="auto" w:fill="f7dddc" w:val="clear"/>
+            <w:tcMar>
+              <w:top w:w="92" w:type="dxa"/>
+              <w:bottom w:w="92" w:type="dxa"/>
+            </w:tcMar>
+          </w:tcPr>
+          <w:p>
+            <w:pPr>
+              <w:pStyle w:val="BodyText"/>
+            </w:pPr>
+            <w:pPr>
+              <w:spacing w:before="0" w:after="0"/>
+              <w:textAlignment w:val="center"/>
+            </w:pPr>
+            <w:r>
+              <w:drawing>
+                <wp:inline>
+                  <wp:extent cx="152400" cy="152400"/>
+                  <wp:effectExtent b="0" l="0" r="0" t="0"/>
+                  <wp:docPr descr="" title="" id="39" name="Picture"/>
+                  <a:graphic>
+                    <a:graphicData uri="http://schemas.openxmlformats.org/drawingml/2006/picture">
+                      <pic:pic>
+                        <pic:nvPicPr>
+                          <pic:cNvPr descr="/Applications/Positron.app/Contents/Resources/app/quarto/share/formats/docx/important.png" id="40" name="Picture"/>
+                          <pic:cNvPicPr>
+                            <a:picLocks noChangeArrowheads="1" noChangeAspect="1"/>
+                          </pic:cNvPicPr>
+                        </pic:nvPicPr>
+                        <pic:blipFill>
+                          <a:blip r:embed="rId38"/>
+                          <a:stretch>
+                            <a:fillRect/>
+                          </a:stretch>
+                        </pic:blipFill>
+                        <pic:spPr bwMode="auto">
+                          <a:xfrm>
+                            <a:off x="0" y="0"/>
+                            <a:ext cx="152400" cy="152400"/>
+                          </a:xfrm>
+                          <a:prstGeom prst="rect">
+                            <a:avLst/>
+                          </a:prstGeom>
+                          <a:noFill/>
+                          <a:ln w="9525">
+                            <a:noFill/>
+                            <a:headEnd/>
+                            <a:tailEnd/>
+                          </a:ln>
+                        </pic:spPr>
+                      </pic:pic>
+                    </a:graphicData>
+                  </a:graphic>
+                </wp:inline>
+              </w:drawing>
+            </w:r>
+            <w:r>
+              <w:t xml:space="preserve"> </w:t>
+            </w:r>
+            <w:r>
+              <w:t xml:space="preserve"> </w:t>
+            </w:r>
+            <w:r>
+              <w:t xml:space="preserve">Important</w:t>
+            </w:r>
+          </w:p>
+        </w:tc>
+      </w:tr>
+      <w:tr>
+        <w:trPr>
+          <w:cantSplit/>
+        </w:trPr>
+        <w:tc>
+          <w:tcPr>
+            <w:tcMar>
+              <w:top w:w="108" w:type="dxa"/>
+              <w:bottom w:w="108" w:type="dxa"/>
+            </w:tcMar>
+          </w:tcPr>
+          <w:p>
+            <w:pPr>
+              <w:pStyle w:val="BodyText"/>
+            </w:pPr>
+            <w:pPr>
+              <w:spacing w:before="16" w:after="16"/>
+            </w:pPr>
+            <w:r>
+              <w:rPr>
+                <w:b/>
+                <w:bCs/>
+              </w:rPr>
+              <w:t xml:space="preserve">E1 and E3 must be handwritten</w:t>
+            </w:r>
+            <w:r>
+              <w:t xml:space="preserve"> </w:t>
+            </w:r>
+            <w:r>
+              <w:t xml:space="preserve">on paper, photographed, and embedded</w:t>
+            </w:r>
+            <w:r>
+              <w:t xml:space="preserve"> </w:t>
+            </w:r>
+            <w:r>
+              <w:t xml:space="preserve">(</w:t>
+            </w:r>
+            <w:r>
+              <w:rPr>
+                <w:rStyle w:val="VerbatimChar"/>
+              </w:rPr>
+              <w:t xml:space="preserve">![caption](my_photo.jpg)</w:t>
+            </w:r>
+            <w:r>
+              <w:t xml:space="preserve">). Typed answers get</w:t>
+            </w:r>
+            <w:r>
+              <w:t xml:space="preserve"> </w:t>
+            </w:r>
+            <w:r>
+              <w:rPr>
+                <w:b/>
+                <w:bCs/>
+              </w:rPr>
+              <w:t xml:space="preserve">at most half credit, even if</w:t>
+            </w:r>
+            <w:r>
+              <w:rPr>
+                <w:b/>
+                <w:bCs/>
+              </w:rPr>
+              <w:t xml:space="preserve"> </w:t>
+            </w:r>
+            <w:r>
+              <w:rPr>
+                <w:b/>
+                <w:bCs/>
+              </w:rPr>
+              <w:t xml:space="preserve">correct</w:t>
+            </w:r>
+            <w:r>
+              <w:t xml:space="preserve"> </w:t>
+            </w:r>
+            <w:r>
+              <w:t xml:space="preserve">— E1 is your prediction</w:t>
+            </w:r>
+            <w:r>
+              <w:t xml:space="preserve"> </w:t>
+            </w:r>
+            <w:r>
+              <w:rPr>
+                <w:i/>
+                <w:iCs/>
+              </w:rPr>
+              <w:t xml:space="preserve">before</w:t>
+            </w:r>
+            <w:r>
+              <w:t xml:space="preserve"> </w:t>
+            </w:r>
+            <w:r>
+              <w:t xml:space="preserve">you have the numbers, E3 is your own</w:t>
+            </w:r>
+            <w:r>
+              <w:t xml:space="preserve"> </w:t>
+            </w:r>
+            <w:r>
+              <w:t xml:space="preserve">reasoning after.</w:t>
+            </w:r>
+          </w:p>
+          <w:p/>
+        </w:tc>
+      </w:tr>
+    </w:tbl>
+    <w:bookmarkStart w:id="41" w:name="X79ee81bc1ae95bcee259e6b0988a87f0934b69f"/>
+    <w:p>
+      <w:pPr>
+        <w:pStyle w:val="Heading2"/>
+      </w:pPr>
+      <w:r>
+        <w:t xml:space="preserve">E1 · Predict, then check — ✍️ by hand (3 pts) — do this FIRST</w:t>
+      </w:r>
+    </w:p>
+    <w:p>
+      <w:pPr>
+        <w:pStyle w:val="FirstParagraph"/>
+      </w:pPr>
+      <w:r>
+        <w:rPr>
+          <w:b/>
+          <w:bCs/>
+        </w:rPr>
+        <w:t xml:space="preserve">Before downloading anything</w:t>
+      </w:r>
+      <w:r>
+        <w:t xml:space="preserve">, on paper: name your city and roughly where it</w:t>
+      </w:r>
+      <w:r>
+        <w:t xml:space="preserve"> </w:t>
+      </w:r>
+      <w:r>
+        <w:t xml:space="preserve">sits relative to Duluth (latitude, coastal vs inland). Predict whether its</w:t>
+      </w:r>
+      <w:r>
+        <w:t xml:space="preserve"> </w:t>
+      </w:r>
+      <w:r>
+        <w:t xml:space="preserve">annual warming rate will be</w:t>
+      </w:r>
+      <w:r>
+        <w:t xml:space="preserve"> </w:t>
+      </w:r>
+      <w:r>
+        <w:rPr>
+          <w:b/>
+          <w:bCs/>
+        </w:rPr>
+        <w:t xml:space="preserve">faster, slower, or about the same</w:t>
+      </w:r>
+      <w:r>
+        <w:t xml:space="preserve"> </w:t>
+      </w:r>
+      <w:r>
+        <w:t xml:space="preserve">as Duluth’s,</w:t>
+      </w:r>
+      <w:r>
+        <w:t xml:space="preserve"> </w:t>
+      </w:r>
+      <w:r>
+        <w:t xml:space="preserve">and why (one sentence of real reasoning). Photograph the page now.</w:t>
+      </w:r>
+    </w:p>
+    <w:bookmarkEnd w:id="41"/>
+    <w:bookmarkStart w:id="42" w:name="e2-your-citys-warming-rate-4-pts"/>
+    <w:p>
+      <w:pPr>
+        <w:pStyle w:val="Heading2"/>
+      </w:pPr>
+      <w:r>
+        <w:t xml:space="preserve">E2 · Your city’s warming rate (4 pts)</w:t>
+      </w:r>
+    </w:p>
+    <w:p>
+      <w:pPr>
+        <w:pStyle w:val="FirstParagraph"/>
+      </w:pPr>
+      <w:r>
+        <w:t xml:space="preserve">Using the same</w:t>
+      </w:r>
+      <w:r>
+        <w:t xml:space="preserve"> </w:t>
+      </w:r>
+      <w:r>
+        <w:rPr>
+          <w:rStyle w:val="VerbatimChar"/>
+        </w:rPr>
+        <w:t xml:space="preserve">GSODR</w:t>
+      </w:r>
+      <w:r>
+        <w:t xml:space="preserve"> </w:t>
+      </w:r>
+      <w:r>
+        <w:t xml:space="preserve">workflow as the in-class part: pick a station with a long</w:t>
+      </w:r>
+      <w:r>
+        <w:t xml:space="preserve"> </w:t>
+      </w:r>
+      <w:r>
+        <w:t xml:space="preserve">record, download it, summarize to</w:t>
+      </w:r>
+      <w:r>
+        <w:t xml:space="preserve"> </w:t>
+      </w:r>
+      <w:r>
+        <w:rPr>
+          <w:b/>
+          <w:bCs/>
+        </w:rPr>
+        <w:t xml:space="preserve">one mean temperature per year</w:t>
+      </w:r>
+      <w:r>
+        <w:t xml:space="preserve">, and fit</w:t>
+      </w:r>
+      <w:r>
+        <w:t xml:space="preserve"> </w:t>
+      </w:r>
+      <w:r>
+        <w:rPr>
+          <w:rStyle w:val="VerbatimChar"/>
+        </w:rPr>
+        <w:t xml:space="preserve">lm(TEMP ~ YEAR)</w:t>
+      </w:r>
+      <w:r>
+        <w:t xml:space="preserve">.</w:t>
+      </w:r>
+    </w:p>
+    <w:p>
+      <w:pPr>
+        <w:pStyle w:val="SourceCode"/>
+      </w:pPr>
+      <w:r>
+        <w:rPr>
+          <w:rStyle w:val="CommentTok"/>
+        </w:rPr>
+        <w:t xml:space="preserve"># same as class, new station id</w:t>
+      </w:r>
+      <w:r>
+        <w:br/>
+      </w:r>
+      <w:r>
+        <w:rPr>
+          <w:rStyle w:val="CommentTok"/>
+        </w:rPr>
+        <w:t xml:space="preserve"># get_GSOD(years = ..., station = "your-station") -&gt; group_by(YEAR) -&gt;</w:t>
+      </w:r>
+      <w:r>
+        <w:br/>
+      </w:r>
+      <w:r>
+        <w:rPr>
+          <w:rStyle w:val="CommentTok"/>
+        </w:rPr>
+        <w:t xml:space="preserve">#   summarize(mean_temp = mean(TEMP, na.rm = TRUE)) -&gt; lm(mean_temp ~ YEAR)</w:t>
+      </w:r>
+    </w:p>
+    <w:p>
+      <w:pPr>
+        <w:pStyle w:val="FirstParagraph"/>
+      </w:pPr>
+      <w:r>
+        <w:t xml:space="preserve">Report: your city + station id, years of record, the slope in</w:t>
+      </w:r>
+      <w:r>
+        <w:t xml:space="preserve"> </w:t>
+      </w:r>
+      <w:r>
+        <w:rPr>
+          <w:b/>
+          <w:bCs/>
+        </w:rPr>
+        <w:t xml:space="preserve">°C per decade</w:t>
+      </w:r>
+      <w:r>
+        <w:t xml:space="preserve"> </w:t>
+      </w:r>
+      <w:r>
+        <w:t xml:space="preserve">(slope × 10), its</w:t>
+      </w:r>
+      <w:r>
+        <w:t xml:space="preserve"> </w:t>
+      </w:r>
+      <w:r>
+        <w:rPr>
+          <w:i/>
+          <w:iCs/>
+        </w:rPr>
+        <w:t xml:space="preserve">p</w:t>
+      </w:r>
+      <w:r>
+        <w:t xml:space="preserve">-value, R², and whether your city is warming</w:t>
+      </w:r>
+      <w:r>
+        <w:t xml:space="preserve"> </w:t>
+      </w:r>
+      <w:r>
+        <w:rPr>
+          <w:b/>
+          <w:bCs/>
+        </w:rPr>
+        <w:t xml:space="preserve">faster or</w:t>
+      </w:r>
+      <w:r>
+        <w:rPr>
+          <w:b/>
+          <w:bCs/>
+        </w:rPr>
+        <w:t xml:space="preserve"> </w:t>
+      </w:r>
+      <w:r>
+        <w:rPr>
+          <w:b/>
+          <w:bCs/>
+        </w:rPr>
+        <w:t xml:space="preserve">slower</w:t>
+      </w:r>
+      <w:r>
+        <w:t xml:space="preserve"> </w:t>
+      </w:r>
+      <w:r>
+        <w:t xml:space="preserve">than Duluth.</w:t>
+      </w:r>
+    </w:p>
+    <w:bookmarkEnd w:id="42"/>
+    <w:bookmarkStart w:id="43" w:name="Xafb52fccec6a29276356cc80469407f2de9f2d9"/>
+    <w:p>
+      <w:pPr>
+        <w:pStyle w:val="Heading2"/>
+      </w:pPr>
+      <w:r>
+        <w:t xml:space="preserve">E3 · Explain it — ✍️ by hand, with YOUR numbers (3 pts)</w:t>
+      </w:r>
+    </w:p>
+    <w:p>
+      <w:pPr>
+        <w:pStyle w:val="FirstParagraph"/>
+      </w:pPr>
+      <w:r>
+        <w:t xml:space="preserve">Get your E1 page back out. Using your</w:t>
+      </w:r>
+      <w:r>
+        <w:t xml:space="preserve"> </w:t>
+      </w:r>
+      <w:r>
+        <w:rPr>
+          <w:b/>
+          <w:bCs/>
+        </w:rPr>
+        <w:t xml:space="preserve">actual</w:t>
+      </w:r>
+      <w:r>
+        <w:t xml:space="preserve"> </w:t>
+      </w:r>
+      <w:r>
+        <w:t xml:space="preserve">numbers:</w:t>
       </w:r>
     </w:p>
     <w:p>
@@ -8286,47 +8787,7 @@
         </w:numPr>
       </w:pPr>
       <w:r>
-        <w:rPr>
-          <w:rStyle w:val="VerbatimChar"/>
-          <w:b/>
-          <w:bCs/>
-        </w:rPr>
-        <w:t xml:space="preserve">get_GSOD()</w:t>
-      </w:r>
-      <w:r>
-        <w:rPr>
-          <w:b/>
-          <w:bCs/>
-        </w:rPr>
-        <w:t xml:space="preserve"> </w:t>
-      </w:r>
-      <w:r>
-        <w:rPr>
-          <w:b/>
-          <w:bCs/>
-        </w:rPr>
-        <w:t xml:space="preserve">taking forever / failing:</w:t>
-      </w:r>
-      <w:r>
-        <w:t xml:space="preserve"> </w:t>
-      </w:r>
-      <w:r>
-        <w:t xml:space="preserve">check your internet connection — this function reaches out to NOAA’s servers. If it keeps failing, ask for the saved</w:t>
-      </w:r>
-      <w:r>
-        <w:t xml:space="preserve"> </w:t>
-      </w:r>
-      <w:r>
-        <w:rPr>
-          <w:rStyle w:val="VerbatimChar"/>
-        </w:rPr>
-        <w:t xml:space="preserve">.csv</w:t>
-      </w:r>
-      <w:r>
-        <w:t xml:space="preserve"> </w:t>
-      </w:r>
-      <w:r>
-        <w:t xml:space="preserve">backup.</w:t>
+        <w:t xml:space="preserve">Was your prediction right? Quote your real warming rate against your guess.</w:t>
       </w:r>
     </w:p>
     <w:p>
@@ -8338,68 +8799,35 @@
         </w:numPr>
       </w:pPr>
       <w:r>
-        <w:rPr>
-          <w:rStyle w:val="VerbatimChar"/>
-          <w:b/>
-          <w:bCs/>
-        </w:rPr>
-        <w:t xml:space="preserve">select()</w:t>
-      </w:r>
-      <w:r>
-        <w:rPr>
-          <w:b/>
-          <w:bCs/>
-        </w:rPr>
-        <w:t xml:space="preserve"> </w:t>
-      </w:r>
-      <w:r>
-        <w:rPr>
-          <w:b/>
-          <w:bCs/>
-        </w:rPr>
-        <w:t xml:space="preserve">error — object not found:</w:t>
-      </w:r>
-      <w:r>
-        <w:t xml:space="preserve"> </w:t>
-      </w:r>
-      <w:r>
-        <w:t xml:space="preserve">run</w:t>
-      </w:r>
-      <w:r>
-        <w:t xml:space="preserve"> </w:t>
-      </w:r>
-      <w:r>
-        <w:rPr>
-          <w:rStyle w:val="VerbatimChar"/>
-        </w:rPr>
-        <w:t xml:space="preserve">names(duluth_df)</w:t>
-      </w:r>
-      <w:r>
-        <w:t xml:space="preserve"> </w:t>
-      </w:r>
-      <w:r>
-        <w:t xml:space="preserve">first to confirm exact column names; capitalization matters (</w:t>
-      </w:r>
-      <w:r>
-        <w:rPr>
-          <w:rStyle w:val="VerbatimChar"/>
-        </w:rPr>
-        <w:t xml:space="preserve">TEMP</w:t>
-      </w:r>
-      <w:r>
-        <w:t xml:space="preserve">, not</w:t>
-      </w:r>
-      <w:r>
-        <w:t xml:space="preserve"> </w:t>
-      </w:r>
-      <w:r>
-        <w:rPr>
-          <w:rStyle w:val="VerbatimChar"/>
-        </w:rPr>
-        <w:t xml:space="preserve">temp</w:t>
-      </w:r>
-      <w:r>
-        <w:t xml:space="preserve">).</w:t>
+        <w:t xml:space="preserve">A single station’s significant trend does not prove</w:t>
+      </w:r>
+      <w:r>
+        <w:t xml:space="preserve"> </w:t>
+      </w:r>
+      <w:r>
+        <w:rPr>
+          <w:i/>
+          <w:iCs/>
+        </w:rPr>
+        <w:t xml:space="preserve">why</w:t>
+      </w:r>
+      <w:r>
+        <w:t xml:space="preserve"> </w:t>
+      </w:r>
+      <w:r>
+        <w:t xml:space="preserve">a city is warming.</w:t>
+      </w:r>
+      <w:r>
+        <w:t xml:space="preserve"> </w:t>
+      </w:r>
+      <w:r>
+        <w:t xml:space="preserve">Name one confound that could inflate one station’s trend with nothing to do</w:t>
+      </w:r>
+      <w:r>
+        <w:t xml:space="preserve"> </w:t>
+      </w:r>
+      <w:r>
+        <w:t xml:space="preserve">with global climate (station moved, instrument change, urban heat island).</w:t>
       </w:r>
     </w:p>
     <w:p>
@@ -8411,12 +8839,54 @@
         </w:numPr>
       </w:pPr>
       <w:r>
+        <w:t xml:space="preserve">Using your R², explain what fraction of year-to-year temperature variation is</w:t>
+      </w:r>
+      <w:r>
+        <w:t xml:space="preserve"> </w:t>
+      </w:r>
+      <w:r>
+        <w:t xml:space="preserve">explained by year alone — and why a low R² can still accompany a real,</w:t>
+      </w:r>
+      <w:r>
+        <w:t xml:space="preserve"> </w:t>
+      </w:r>
+      <w:r>
+        <w:t xml:space="preserve">significant warming trend.</w:t>
+      </w:r>
+    </w:p>
+    <w:p>
+      <w:r>
+        <w:pict>
+          <v:rect style="width:0;height:1.5pt" o:hralign="center" o:hrstd="t" o:hr="t"/>
+        </w:pict>
+      </w:r>
+    </w:p>
+    <w:bookmarkEnd w:id="43"/>
+    <w:bookmarkEnd w:id="44"/>
+    <w:bookmarkStart w:id="46" w:name="getting-unstuck"/>
+    <w:p>
+      <w:pPr>
+        <w:pStyle w:val="Heading1"/>
+      </w:pPr>
+      <w:r>
+        <w:t xml:space="preserve">Getting unstuck</w:t>
+      </w:r>
+    </w:p>
+    <w:p>
+      <w:pPr>
+        <w:pStyle w:val="Compact"/>
+        <w:numPr>
+          <w:ilvl w:val="0"/>
+          <w:numId w:val="1015"/>
+        </w:numPr>
+      </w:pPr>
+      <w:r>
         <w:rPr>
           <w:rStyle w:val="VerbatimChar"/>
           <w:b/>
           <w:bCs/>
         </w:rPr>
-        <w:t xml:space="preserve">case_when()</w:t>
+        <w:t xml:space="preserve">get_GSOD()</w:t>
       </w:r>
       <w:r>
         <w:rPr>
@@ -8430,35 +8900,65 @@
           <w:b/>
           <w:bCs/>
         </w:rPr>
-        <w:t xml:space="preserve">returns all</w:t>
-      </w:r>
-      <w:r>
-        <w:rPr>
-          <w:b/>
-          <w:bCs/>
-        </w:rPr>
-        <w:t xml:space="preserve"> </w:t>
-      </w:r>
+        <w:t xml:space="preserve">taking forever / failing:</w:t>
+      </w:r>
+      <w:r>
+        <w:t xml:space="preserve"> </w:t>
+      </w:r>
+      <w:r>
+        <w:t xml:space="preserve">check your internet connection — this function reaches out to NOAA’s servers. If it keeps failing, ask for the saved</w:t>
+      </w:r>
+      <w:r>
+        <w:t xml:space="preserve"> </w:t>
+      </w:r>
+      <w:r>
+        <w:rPr>
+          <w:rStyle w:val="VerbatimChar"/>
+        </w:rPr>
+        <w:t xml:space="preserve">.csv</w:t>
+      </w:r>
+      <w:r>
+        <w:t xml:space="preserve"> </w:t>
+      </w:r>
+      <w:r>
+        <w:t xml:space="preserve">backup.</w:t>
+      </w:r>
+    </w:p>
+    <w:p>
+      <w:pPr>
+        <w:pStyle w:val="Compact"/>
+        <w:numPr>
+          <w:ilvl w:val="0"/>
+          <w:numId w:val="1015"/>
+        </w:numPr>
+      </w:pPr>
       <w:r>
         <w:rPr>
           <w:rStyle w:val="VerbatimChar"/>
           <w:b/>
           <w:bCs/>
         </w:rPr>
-        <w:t xml:space="preserve">NA</w:t>
+        <w:t xml:space="preserve">select()</w:t>
       </w:r>
       <w:r>
         <w:rPr>
           <w:b/>
           <w:bCs/>
         </w:rPr>
-        <w:t xml:space="preserve">:</w:t>
-      </w:r>
-      <w:r>
-        <w:t xml:space="preserve"> </w:t>
-      </w:r>
-      <w:r>
-        <w:t xml:space="preserve">check that your conditions use</w:t>
+        <w:t xml:space="preserve"> </w:t>
+      </w:r>
+      <w:r>
+        <w:rPr>
+          <w:b/>
+          <w:bCs/>
+        </w:rPr>
+        <w:t xml:space="preserve">error — object not found:</w:t>
+      </w:r>
+      <w:r>
+        <w:t xml:space="preserve"> </w:t>
+      </w:r>
+      <w:r>
+        <w:t xml:space="preserve">run</w:t>
       </w:r>
       <w:r>
         <w:t xml:space="preserve"> </w:t>
@@ -8467,22 +8967,22 @@
         <w:rPr>
           <w:rStyle w:val="VerbatimChar"/>
         </w:rPr>
-        <w:t xml:space="preserve">%in%</w:t>
-      </w:r>
-      <w:r>
-        <w:t xml:space="preserve"> </w:t>
-      </w:r>
-      <w:r>
-        <w:t xml:space="preserve">for multiple values (</w:t>
+        <w:t xml:space="preserve">names(duluth_df)</w:t>
+      </w:r>
+      <w:r>
+        <w:t xml:space="preserve"> </w:t>
+      </w:r>
+      <w:r>
+        <w:t xml:space="preserve">first to confirm exact column names; capitalization matters (</w:t>
       </w:r>
       <w:r>
         <w:rPr>
           <w:rStyle w:val="VerbatimChar"/>
         </w:rPr>
-        <w:t xml:space="preserve">MONTH %in% c(6,7,8)</w:t>
-      </w:r>
-      <w:r>
-        <w:t xml:space="preserve">), not</w:t>
+        <w:t xml:space="preserve">TEMP</w:t>
+      </w:r>
+      <w:r>
+        <w:t xml:space="preserve">, not</w:t>
       </w:r>
       <w:r>
         <w:t xml:space="preserve"> </w:t>
@@ -8491,13 +8991,10 @@
         <w:rPr>
           <w:rStyle w:val="VerbatimChar"/>
         </w:rPr>
-        <w:t xml:space="preserve">==</w:t>
-      </w:r>
-      <w:r>
-        <w:t xml:space="preserve"> </w:t>
-      </w:r>
-      <w:r>
-        <w:t xml:space="preserve">with a vector.</w:t>
+        <w:t xml:space="preserve">temp</w:t>
+      </w:r>
+      <w:r>
+        <w:t xml:space="preserve">).</w:t>
       </w:r>
     </w:p>
     <w:p>
@@ -8505,7 +9002,7 @@
         <w:pStyle w:val="Compact"/>
         <w:numPr>
           <w:ilvl w:val="0"/>
-          <w:numId w:val="1014"/>
+          <w:numId w:val="1015"/>
         </w:numPr>
       </w:pPr>
       <w:r>
@@ -8514,7 +9011,7 @@
           <w:b/>
           <w:bCs/>
         </w:rPr>
-        <w:t xml:space="preserve">group_by()</w:t>
+        <w:t xml:space="preserve">case_when()</w:t>
       </w:r>
       <w:r>
         <w:rPr>
@@ -8528,28 +9025,74 @@
           <w:b/>
           <w:bCs/>
         </w:rPr>
-        <w:t xml:space="preserve">summary looks wrong:</w:t>
-      </w:r>
-      <w:r>
-        <w:t xml:space="preserve"> </w:t>
-      </w:r>
-      <w:r>
-        <w:t xml:space="preserve">always check with</w:t>
-      </w:r>
-      <w:r>
+        <w:t xml:space="preserve">returns all</w:t>
+      </w:r>
+      <w:r>
+        <w:rPr>
+          <w:b/>
+          <w:bCs/>
+        </w:rPr>
         <w:t xml:space="preserve"> </w:t>
       </w:r>
       <w:r>
         <w:rPr>
           <w:rStyle w:val="VerbatimChar"/>
-        </w:rPr>
-        <w:t xml:space="preserve">head()</w:t>
-      </w:r>
-      <w:r>
-        <w:t xml:space="preserve"> </w:t>
-      </w:r>
-      <w:r>
-        <w:t xml:space="preserve">immediately after summarizing — did you group by the right combination of variables?</w:t>
+          <w:b/>
+          <w:bCs/>
+        </w:rPr>
+        <w:t xml:space="preserve">NA</w:t>
+      </w:r>
+      <w:r>
+        <w:rPr>
+          <w:b/>
+          <w:bCs/>
+        </w:rPr>
+        <w:t xml:space="preserve">:</w:t>
+      </w:r>
+      <w:r>
+        <w:t xml:space="preserve"> </w:t>
+      </w:r>
+      <w:r>
+        <w:t xml:space="preserve">check that your conditions use</w:t>
+      </w:r>
+      <w:r>
+        <w:t xml:space="preserve"> </w:t>
+      </w:r>
+      <w:r>
+        <w:rPr>
+          <w:rStyle w:val="VerbatimChar"/>
+        </w:rPr>
+        <w:t xml:space="preserve">%in%</w:t>
+      </w:r>
+      <w:r>
+        <w:t xml:space="preserve"> </w:t>
+      </w:r>
+      <w:r>
+        <w:t xml:space="preserve">for multiple values (</w:t>
+      </w:r>
+      <w:r>
+        <w:rPr>
+          <w:rStyle w:val="VerbatimChar"/>
+        </w:rPr>
+        <w:t xml:space="preserve">MONTH %in% c(6,7,8)</w:t>
+      </w:r>
+      <w:r>
+        <w:t xml:space="preserve">), not</w:t>
+      </w:r>
+      <w:r>
+        <w:t xml:space="preserve"> </w:t>
+      </w:r>
+      <w:r>
+        <w:rPr>
+          <w:rStyle w:val="VerbatimChar"/>
+        </w:rPr>
+        <w:t xml:space="preserve">==</w:t>
+      </w:r>
+      <w:r>
+        <w:t xml:space="preserve"> </w:t>
+      </w:r>
+      <w:r>
+        <w:t xml:space="preserve">with a vector.</w:t>
       </w:r>
     </w:p>
     <w:p>
@@ -8557,21 +9100,36 @@
         <w:pStyle w:val="Compact"/>
         <w:numPr>
           <w:ilvl w:val="0"/>
-          <w:numId w:val="1014"/>
+          <w:numId w:val="1015"/>
         </w:numPr>
       </w:pPr>
       <w:r>
         <w:rPr>
+          <w:rStyle w:val="VerbatimChar"/>
           <w:b/>
           <w:bCs/>
         </w:rPr>
-        <w:t xml:space="preserve">Plot legend missing or wrong colors:</w:t>
-      </w:r>
-      <w:r>
-        <w:t xml:space="preserve"> </w:t>
-      </w:r>
-      <w:r>
-        <w:t xml:space="preserve">confirm</w:t>
+        <w:t xml:space="preserve">group_by()</w:t>
+      </w:r>
+      <w:r>
+        <w:rPr>
+          <w:b/>
+          <w:bCs/>
+        </w:rPr>
+        <w:t xml:space="preserve"> </w:t>
+      </w:r>
+      <w:r>
+        <w:rPr>
+          <w:b/>
+          <w:bCs/>
+        </w:rPr>
+        <w:t xml:space="preserve">summary looks wrong:</w:t>
+      </w:r>
+      <w:r>
+        <w:t xml:space="preserve"> </w:t>
+      </w:r>
+      <w:r>
+        <w:t xml:space="preserve">always check with</w:t>
       </w:r>
       <w:r>
         <w:t xml:space="preserve"> </w:t>
@@ -8580,76 +9138,13 @@
         <w:rPr>
           <w:rStyle w:val="VerbatimChar"/>
         </w:rPr>
-        <w:t xml:space="preserve">color = season</w:t>
-      </w:r>
-      <w:r>
-        <w:t xml:space="preserve"> </w:t>
-      </w:r>
-      <w:r>
-        <w:t xml:space="preserve">is inside</w:t>
-      </w:r>
-      <w:r>
-        <w:t xml:space="preserve"> </w:t>
-      </w:r>
-      <w:r>
-        <w:rPr>
-          <w:rStyle w:val="VerbatimChar"/>
-        </w:rPr>
-        <w:t xml:space="preserve">aes()</w:t>
-      </w:r>
-      <w:r>
-        <w:t xml:space="preserve">, and that</w:t>
-      </w:r>
-      <w:r>
-        <w:t xml:space="preserve"> </w:t>
-      </w:r>
-      <w:r>
-        <w:rPr>
-          <w:rStyle w:val="VerbatimChar"/>
-        </w:rPr>
-        <w:t xml:space="preserve">scale_color_manual()</w:t>
-      </w:r>
-      <w:r>
-        <w:t xml:space="preserve"> </w:t>
-      </w:r>
-      <w:r>
-        <w:t xml:space="preserve">values exactly match your</w:t>
-      </w:r>
-      <w:r>
-        <w:t xml:space="preserve"> </w:t>
-      </w:r>
-      <w:r>
-        <w:rPr>
-          <w:rStyle w:val="VerbatimChar"/>
-        </w:rPr>
-        <w:t xml:space="preserve">case_when()</w:t>
-      </w:r>
-      <w:r>
-        <w:t xml:space="preserve"> </w:t>
-      </w:r>
-      <w:r>
-        <w:t xml:space="preserve">labels (</w:t>
-      </w:r>
-      <w:r>
-        <w:rPr>
-          <w:rStyle w:val="VerbatimChar"/>
-        </w:rPr>
-        <w:t xml:space="preserve">"summer"</w:t>
-      </w:r>
-      <w:r>
-        <w:t xml:space="preserve">,</w:t>
-      </w:r>
-      <w:r>
-        <w:t xml:space="preserve"> </w:t>
-      </w:r>
-      <w:r>
-        <w:rPr>
-          <w:rStyle w:val="VerbatimChar"/>
-        </w:rPr>
-        <w:t xml:space="preserve">"winter"</w:t>
-      </w:r>
-      <w:r>
-        <w:t xml:space="preserve">).</w:t>
+        <w:t xml:space="preserve">head()</w:t>
+      </w:r>
+      <w:r>
+        <w:t xml:space="preserve"> </w:t>
+      </w:r>
+      <w:r>
+        <w:t xml:space="preserve">immediately after summarizing — did you group by the right combination of variables?</w:t>
       </w:r>
     </w:p>
     <w:p>
@@ -8657,7 +9152,7 @@
         <w:pStyle w:val="Compact"/>
         <w:numPr>
           <w:ilvl w:val="0"/>
-          <w:numId w:val="1014"/>
+          <w:numId w:val="1015"/>
         </w:numPr>
       </w:pPr>
       <w:r>
@@ -8665,6 +9160,106 @@
           <w:b/>
           <w:bCs/>
         </w:rPr>
+        <w:t xml:space="preserve">Plot legend missing or wrong colors:</w:t>
+      </w:r>
+      <w:r>
+        <w:t xml:space="preserve"> </w:t>
+      </w:r>
+      <w:r>
+        <w:t xml:space="preserve">confirm</w:t>
+      </w:r>
+      <w:r>
+        <w:t xml:space="preserve"> </w:t>
+      </w:r>
+      <w:r>
+        <w:rPr>
+          <w:rStyle w:val="VerbatimChar"/>
+        </w:rPr>
+        <w:t xml:space="preserve">color = season</w:t>
+      </w:r>
+      <w:r>
+        <w:t xml:space="preserve"> </w:t>
+      </w:r>
+      <w:r>
+        <w:t xml:space="preserve">is inside</w:t>
+      </w:r>
+      <w:r>
+        <w:t xml:space="preserve"> </w:t>
+      </w:r>
+      <w:r>
+        <w:rPr>
+          <w:rStyle w:val="VerbatimChar"/>
+        </w:rPr>
+        <w:t xml:space="preserve">aes()</w:t>
+      </w:r>
+      <w:r>
+        <w:t xml:space="preserve">, and that</w:t>
+      </w:r>
+      <w:r>
+        <w:t xml:space="preserve"> </w:t>
+      </w:r>
+      <w:r>
+        <w:rPr>
+          <w:rStyle w:val="VerbatimChar"/>
+        </w:rPr>
+        <w:t xml:space="preserve">scale_color_manual()</w:t>
+      </w:r>
+      <w:r>
+        <w:t xml:space="preserve"> </w:t>
+      </w:r>
+      <w:r>
+        <w:t xml:space="preserve">values exactly match your</w:t>
+      </w:r>
+      <w:r>
+        <w:t xml:space="preserve"> </w:t>
+      </w:r>
+      <w:r>
+        <w:rPr>
+          <w:rStyle w:val="VerbatimChar"/>
+        </w:rPr>
+        <w:t xml:space="preserve">case_when()</w:t>
+      </w:r>
+      <w:r>
+        <w:t xml:space="preserve"> </w:t>
+      </w:r>
+      <w:r>
+        <w:t xml:space="preserve">labels (</w:t>
+      </w:r>
+      <w:r>
+        <w:rPr>
+          <w:rStyle w:val="VerbatimChar"/>
+        </w:rPr>
+        <w:t xml:space="preserve">"summer"</w:t>
+      </w:r>
+      <w:r>
+        <w:t xml:space="preserve">,</w:t>
+      </w:r>
+      <w:r>
+        <w:t xml:space="preserve"> </w:t>
+      </w:r>
+      <w:r>
+        <w:rPr>
+          <w:rStyle w:val="VerbatimChar"/>
+        </w:rPr>
+        <w:t xml:space="preserve">"winter"</w:t>
+      </w:r>
+      <w:r>
+        <w:t xml:space="preserve">).</w:t>
+      </w:r>
+    </w:p>
+    <w:p>
+      <w:pPr>
+        <w:pStyle w:val="Compact"/>
+        <w:numPr>
+          <w:ilvl w:val="0"/>
+          <w:numId w:val="1015"/>
+        </w:numPr>
+      </w:pPr>
+      <w:r>
+        <w:rPr>
+          <w:b/>
+          <w:bCs/>
+        </w:rPr>
         <w:t xml:space="preserve">Cheat sheets</w:t>
       </w:r>
       <w:r>
@@ -8676,7 +9271,7 @@
       <w:r>
         <w:t xml:space="preserve"> </w:t>
       </w:r>
-      <w:hyperlink r:id="rId38">
+      <w:hyperlink r:id="rId45">
         <w:r>
           <w:rPr>
             <w:rStyle w:val="Hyperlink"/>
@@ -8725,10 +9320,10 @@
           <w:i/>
           <w:iCs/>
         </w:rPr>
-        <w:t xml:space="preserve">End of Worksheet 06. Next: Homework — repeat this entire workflow for a city of your choice and compare your city’s warming rate to Duluth’s.</w:t>
-      </w:r>
-    </w:p>
-    <w:bookmarkEnd w:id="39"/>
+        <w:t xml:space="preserve">End of the Weather Data worksheet.</w:t>
+      </w:r>
+    </w:p>
+    <w:bookmarkEnd w:id="46"/>
     <w:sectPr>
       <w:pgSz w:h="15840" w:w="12240"/>
       <w:pgMar w:bottom="1440" w:footer="720" w:gutter="0" w:header="720" w:left="1440" w:right="1440" w:top="1440"/>
@@ -9174,6 +9769,36 @@
     <w:abstractNumId w:val="992"/>
   </w:num>
   <w:num w:numId="1014">
+    <w:abstractNumId w:val="99411"/>
+    <w:lvlOverride w:ilvl="0">
+      <w:startOverride w:val="1"/>
+    </w:lvlOverride>
+    <w:lvlOverride w:ilvl="1">
+      <w:startOverride w:val="1"/>
+    </w:lvlOverride>
+    <w:lvlOverride w:ilvl="2">
+      <w:startOverride w:val="1"/>
+    </w:lvlOverride>
+    <w:lvlOverride w:ilvl="3">
+      <w:startOverride w:val="1"/>
+    </w:lvlOverride>
+    <w:lvlOverride w:ilvl="4">
+      <w:startOverride w:val="1"/>
+    </w:lvlOverride>
+    <w:lvlOverride w:ilvl="5">
+      <w:startOverride w:val="1"/>
+    </w:lvlOverride>
+    <w:lvlOverride w:ilvl="6">
+      <w:startOverride w:val="1"/>
+    </w:lvlOverride>
+    <w:lvlOverride w:ilvl="7">
+      <w:startOverride w:val="1"/>
+    </w:lvlOverride>
+    <w:lvlOverride w:ilvl="8">
+      <w:startOverride w:val="1"/>
+    </w:lvlOverride>
+  </w:num>
+  <w:num w:numId="1015">
     <w:abstractNumId w:val="99411"/>
     <w:lvlOverride w:ilvl="0">
       <w:startOverride w:val="1"/>

--- a/docs/content/weather/weather_activity.docx
+++ b/docs/content/weather/weather_activity.docx
@@ -31,7 +31,7 @@
         <w:pStyle w:val="Date"/>
       </w:pPr>
       <w:r>
-        <w:t xml:space="preserve">2026-08-27</w:t>
+        <w:t xml:space="preserve">2026-09-01</w:t>
       </w:r>
     </w:p>
     <w:bookmarkStart w:id="16" w:name="downloading-and-summarizing-climate-data"/>

--- a/docs/content/weather/weather_activity.docx
+++ b/docs/content/weather/weather_activity.docx
@@ -31,7 +31,7 @@
         <w:pStyle w:val="Date"/>
       </w:pPr>
       <w:r>
-        <w:t xml:space="preserve">2026-09-01</w:t>
+        <w:t xml:space="preserve">2026-09-03</w:t>
       </w:r>
     </w:p>
     <w:bookmarkStart w:id="16" w:name="downloading-and-summarizing-climate-data"/>

--- a/docs/content/weather/weather_activity.docx
+++ b/docs/content/weather/weather_activity.docx
@@ -10581,8 +10581,8 @@
       <w:rFonts w:asciiTheme="majorHAnsi" w:cstheme="majorBidi" w:eastAsiaTheme="majorEastAsia" w:hAnsiTheme="majorHAnsi"/>
       <w:spacing w:val="-10"/>
       <w:kern w:val="28"/>
-      <w:sz w:val="56"/>
-      <w:szCs w:val="56"/>
+      <w:sz w:val="40"/>
+      <w:szCs w:val="40"/>
     </w:rPr>
   </w:style>
   <w:style w:customStyle="1" w:styleId="TitleChar" w:type="character">
@@ -10595,8 +10595,8 @@
       <w:rFonts w:asciiTheme="majorHAnsi" w:cstheme="majorBidi" w:eastAsiaTheme="majorEastAsia" w:hAnsiTheme="majorHAnsi"/>
       <w:spacing w:val="-10"/>
       <w:kern w:val="28"/>
-      <w:sz w:val="56"/>
-      <w:szCs w:val="56"/>
+      <w:sz w:val="40"/>
+      <w:szCs w:val="40"/>
     </w:rPr>
   </w:style>
   <w:style w:styleId="Subtitle" w:type="paragraph">

--- a/docs/content/weather/weather_activity.docx
+++ b/docs/content/weather/weather_activity.docx
@@ -31,7 +31,7 @@
         <w:pStyle w:val="Date"/>
       </w:pPr>
       <w:r>
-        <w:t xml:space="preserve">2026-09-03</w:t>
+        <w:t xml:space="preserve">2026-09-04</w:t>
       </w:r>
     </w:p>
     <w:bookmarkStart w:id="16" w:name="downloading-and-summarizing-climate-data"/>
